--- a/portfolio/docs/Resume_MAT150_TA.docx
+++ b/portfolio/docs/Resume_MAT150_TA.docx
@@ -1,6 +1,6 @@
 
 <file path=word/document.xml><?xml version="1.0" encoding="utf-8"?>
-<w:document xmlns:wpc="http://schemas.microsoft.com/office/word/2010/wordprocessingCanvas" xmlns:cx="http://schemas.microsoft.com/office/drawing/2014/chartex" xmlns:cx1="http://schemas.microsoft.com/office/drawing/2015/9/8/chartex" xmlns:cx2="http://schemas.microsoft.com/office/drawing/2015/10/21/chartex" xmlns:cx3="http://schemas.microsoft.com/office/drawing/2016/5/9/chartex" xmlns:cx4="http://schemas.microsoft.com/office/drawing/2016/5/10/chartex" xmlns:cx5="http://schemas.microsoft.com/office/drawing/2016/5/11/chartex" xmlns:cx6="http://schemas.microsoft.com/office/drawing/2016/5/12/chartex" xmlns:cx7="http://schemas.microsoft.com/office/drawing/2016/5/13/chartex" xmlns:cx8="http://schemas.microsoft.com/office/drawing/2016/5/14/chartex" xmlns:mc="http://schemas.openxmlformats.org/markup-compatibility/2006" xmlns:aink="http://schemas.microsoft.com/office/drawing/2016/ink" xmlns:am3d="http://schemas.microsoft.com/office/drawing/2017/model3d" xmlns:o="urn:schemas-microsoft-com:office:office" xmlns:oel="http://schemas.microsoft.com/office/2019/extlst" xmlns:r="http://schemas.openxmlformats.org/officeDocument/2006/relationships" xmlns:m="http://schemas.openxmlformats.org/officeDocument/2006/math" xmlns:v="urn:schemas-microsoft-com:vml" xmlns:wp14="http://schemas.microsoft.com/office/word/2010/wordprocessingDrawing" xmlns:wp="http://schemas.openxmlformats.org/drawingml/2006/wordprocessingDrawing" xmlns:w10="urn:schemas-microsoft-com:office:word" xmlns:w="http://schemas.openxmlformats.org/wordprocessingml/2006/main" xmlns:w14="http://schemas.microsoft.com/office/word/2010/wordml" xmlns:w15="http://schemas.microsoft.com/office/word/2012/wordml" xmlns:w16cex="http://schemas.microsoft.com/office/word/2018/wordml/cex" xmlns:w16cid="http://schemas.microsoft.com/office/word/2016/wordml/cid" xmlns:w16="http://schemas.microsoft.com/office/word/2018/wordml" xmlns:w16du="http://schemas.microsoft.com/office/word/2023/wordml/word16du" xmlns:w16sdtdh="http://schemas.microsoft.com/office/word/2020/wordml/sdtdatahash" xmlns:w16sdtfl="http://schemas.microsoft.com/office/word/2024/wordml/sdtformatlock" xmlns:w16se="http://schemas.microsoft.com/office/word/2015/wordml/symex" xmlns:wpg="http://schemas.microsoft.com/office/word/2010/wordprocessingGroup" xmlns:wpi="http://schemas.microsoft.com/office/word/2010/wordprocessingInk" xmlns:wne="http://schemas.microsoft.com/office/word/2006/wordml" xmlns:wps="http://schemas.microsoft.com/office/word/2010/wordprocessingShape" mc:Ignorable="w14 w15 w16se w16cid w16 w16cex w16sdtdh w16sdtfl w16du wp14">
+<w:document xmlns:wpc="http://schemas.microsoft.com/office/word/2010/wordprocessingCanvas" xmlns:cx="http://schemas.microsoft.com/office/drawing/2014/chartex" xmlns:cx1="http://schemas.microsoft.com/office/drawing/2015/9/8/chartex" xmlns:cx2="http://schemas.microsoft.com/office/drawing/2015/10/21/chartex" xmlns:cx3="http://schemas.microsoft.com/office/drawing/2016/5/9/chartex" xmlns:cx4="http://schemas.microsoft.com/office/drawing/2016/5/10/chartex" xmlns:cx5="http://schemas.microsoft.com/office/drawing/2016/5/11/chartex" xmlns:cx6="http://schemas.microsoft.com/office/drawing/2016/5/12/chartex" xmlns:cx7="http://schemas.microsoft.com/office/drawing/2016/5/13/chartex" xmlns:cx8="http://schemas.microsoft.com/office/drawing/2016/5/14/chartex" xmlns:mc="http://schemas.openxmlformats.org/markup-compatibility/2006" xmlns:m="http://schemas.openxmlformats.org/officeDocument/2006/math" xmlns:aink="http://schemas.microsoft.com/office/drawing/2016/ink" xmlns:am3d="http://schemas.microsoft.com/office/drawing/2017/model3d" xmlns:oel="http://schemas.microsoft.com/office/2019/extlst" xmlns:r="http://schemas.openxmlformats.org/officeDocument/2006/relationships" xmlns:wp14="http://schemas.microsoft.com/office/word/2010/wordprocessingDrawing" xmlns:wp="http://schemas.openxmlformats.org/drawingml/2006/wordprocessingDrawing" xmlns:wpg="http://schemas.microsoft.com/office/word/2010/wordprocessingGroup" xmlns:wpi="http://schemas.microsoft.com/office/word/2010/wordprocessingInk" xmlns:wps="http://schemas.microsoft.com/office/word/2010/wordprocessingShape" xmlns:o="urn:schemas-microsoft-com:office:office" xmlns:v="urn:schemas-microsoft-com:vml" xmlns:w10="urn:schemas-microsoft-com:office:word" xmlns:w="http://schemas.openxmlformats.org/wordprocessingml/2006/main" xmlns:w14="http://schemas.microsoft.com/office/word/2010/wordml" xmlns:w15="http://schemas.microsoft.com/office/word/2012/wordml" xmlns:w16cex="http://schemas.microsoft.com/office/word/2018/wordml/cex" xmlns:w16cid="http://schemas.microsoft.com/office/word/2016/wordml/cid" xmlns:w16="http://schemas.microsoft.com/office/word/2018/wordml" xmlns:w16sdtdh="http://schemas.microsoft.com/office/word/2020/wordml/sdtdatahash" xmlns:w16sdtfl="http://schemas.microsoft.com/office/word/2024/wordml/sdtformatlock" xmlns:w16se="http://schemas.microsoft.com/office/word/2015/wordml/symex" xmlns:w16du="http://schemas.microsoft.com/office/word/2023/wordml/word16du" xmlns:wne="http://schemas.microsoft.com/office/word/2006/wordml" mc:Ignorable="w14 w15 w16se w16cid w16 w16cex w16sdtdh w16sdtfl w16du wp14">
   <w:body>
     <w:p>
       <w:pPr>
@@ -109,29 +109,32 @@
       </w:r>
       <w:r>
         <w:rPr>
-          <w:rFonts w:ascii="Spectral" w:eastAsia="Spectral" w:hAnsi="Spectral" w:cs="Spectral"/>
+          <w:rFonts w:ascii="Spectral" w:hAnsi="Spectral" w:cs="Spectral"/>
           <w:color w:val="000000"/>
           <w:sz w:val="20"/>
           <w:szCs w:val="20"/>
-        </w:rPr>
-        <w:t xml:space="preserve">• </w:t>
-      </w:r>
-      <w:r>
-        <w:rPr>
-          <w:rFonts w:ascii="Spectral" w:eastAsia="Spectral" w:hAnsi="Spectral" w:cs="Spectral"/>
+          <w:lang w:eastAsia="ko-KR"/>
+        </w:rPr>
+        <w:t xml:space="preserve">  </w:t>
+      </w:r>
+      <w:r>
+        <w:rPr>
+          <w:rFonts w:ascii="Spectral" w:eastAsia="Spectral" w:hAnsi="Spectral" w:cs="Spectral"/>
+          <w:color w:val="000000"/>
           <w:sz w:val="20"/>
           <w:szCs w:val="20"/>
         </w:rPr>
-        <w:t xml:space="preserve">phone </w:t>
+        <w:t>•</w:t>
       </w:r>
       <w:proofErr w:type="gramStart"/>
       <w:r>
         <w:rPr>
           <w:rFonts w:ascii="Spectral" w:eastAsia="Spectral" w:hAnsi="Spectral" w:cs="Spectral"/>
+          <w:color w:val="000000"/>
           <w:sz w:val="20"/>
           <w:szCs w:val="20"/>
         </w:rPr>
-        <w:t>number</w:t>
+        <w:t>Phone</w:t>
       </w:r>
       <w:r>
         <w:rPr>
@@ -150,15 +153,16 @@
           <w:szCs w:val="20"/>
           <w:lang w:eastAsia="ko-KR"/>
         </w:rPr>
-        <w:t xml:space="preserve"> +82-10-6448-4064</w:t>
-      </w:r>
-      <w:r>
-        <w:rPr>
-          <w:rFonts w:ascii="Spectral" w:eastAsia="Spectral" w:hAnsi="Spectral" w:cs="Spectral"/>
+        <w:t xml:space="preserve"> </w:t>
+      </w:r>
+      <w:r>
+        <w:rPr>
+          <w:rFonts w:ascii="Spectral" w:hAnsi="Spectral" w:cs="Spectral"/>
           <w:sz w:val="20"/>
           <w:szCs w:val="20"/>
-        </w:rPr>
-        <w:t xml:space="preserve"> </w:t>
+          <w:lang w:eastAsia="ko-KR"/>
+        </w:rPr>
+        <w:t>(425) 568-4900</w:t>
       </w:r>
     </w:p>
     <w:p>
@@ -209,42 +213,40 @@
       </w:r>
       <w:r>
         <w:rPr>
-          <w:rFonts w:ascii="Spectral" w:hAnsi="Spectral" w:cs="Spectral"/>
+          <w:rFonts w:ascii="Spectral" w:hAnsi="Spectral" w:cs="Spectral" w:hint="eastAsia"/>
           <w:sz w:val="20"/>
           <w:szCs w:val="20"/>
           <w:lang w:eastAsia="ko-KR"/>
         </w:rPr>
-        <w:t>https://www.linkedin.com/in/taekyung-ho-929bba312/</w:t>
-      </w:r>
-      <w:r>
-        <w:rPr>
-          <w:rFonts w:ascii="Spectral" w:eastAsia="Spectral" w:hAnsi="Spectral" w:cs="Spectral"/>
+        <w:fldChar w:fldCharType="begin"/>
+      </w:r>
+      <w:r>
+        <w:rPr>
+          <w:rFonts w:ascii="Spectral" w:hAnsi="Spectral" w:cs="Spectral"/>
           <w:sz w:val="20"/>
           <w:szCs w:val="20"/>
-        </w:rPr>
-        <w:t xml:space="preserve"> • </w:t>
-      </w:r>
-      <w:proofErr w:type="spellStart"/>
-      <w:proofErr w:type="gramStart"/>
-      <w:r>
-        <w:rPr>
-          <w:rFonts w:ascii="Spectral" w:eastAsia="Spectral" w:hAnsi="Spectral" w:cs="Spectral"/>
+          <w:lang w:eastAsia="ko-KR"/>
+        </w:rPr>
+        <w:instrText>HYPERLINK "</w:instrText>
+      </w:r>
+      <w:r>
+        <w:rPr>
+          <w:rFonts w:ascii="Spectral" w:hAnsi="Spectral" w:cs="Spectral"/>
           <w:sz w:val="20"/>
           <w:szCs w:val="20"/>
-        </w:rPr>
-        <w:t>github</w:t>
-      </w:r>
-      <w:proofErr w:type="spellEnd"/>
-      <w:r>
-        <w:rPr>
-          <w:rFonts w:ascii="Spectral" w:hAnsi="Spectral" w:cs="Spectral" w:hint="eastAsia"/>
+          <w:lang w:eastAsia="ko-KR"/>
+        </w:rPr>
+        <w:instrText>linkedin.com/in/taekyung-ho-929bba312/</w:instrText>
+      </w:r>
+      <w:r>
+        <w:rPr>
+          <w:rFonts w:ascii="Spectral" w:hAnsi="Spectral" w:cs="Spectral"/>
           <w:sz w:val="20"/>
           <w:szCs w:val="20"/>
           <w:lang w:eastAsia="ko-KR"/>
         </w:rPr>
-        <w:t xml:space="preserve"> :</w:t>
-      </w:r>
-      <w:proofErr w:type="gramEnd"/>
+        <w:instrText>"</w:instrText>
+      </w:r>
       <w:r>
         <w:rPr>
           <w:rFonts w:ascii="Spectral" w:hAnsi="Spectral" w:cs="Spectral" w:hint="eastAsia"/>
@@ -252,16 +254,97 @@
           <w:szCs w:val="20"/>
           <w:lang w:eastAsia="ko-KR"/>
         </w:rPr>
-        <w:t xml:space="preserve"> </w:t>
-      </w:r>
-      <w:r>
-        <w:rPr>
+        <w:fldChar w:fldCharType="separate"/>
+      </w:r>
+      <w:r>
+        <w:rPr>
+          <w:rStyle w:val="a5"/>
           <w:rFonts w:ascii="Spectral" w:hAnsi="Spectral" w:cs="Spectral"/>
           <w:sz w:val="20"/>
           <w:szCs w:val="20"/>
           <w:lang w:eastAsia="ko-KR"/>
         </w:rPr>
-        <w:t>https://github.com/taekyung00</w:t>
+        <w:t>l</w:t>
+      </w:r>
+      <w:r>
+        <w:rPr>
+          <w:rStyle w:val="a5"/>
+          <w:rFonts w:ascii="Spectral" w:hAnsi="Spectral" w:cs="Spectral"/>
+          <w:sz w:val="20"/>
+          <w:szCs w:val="20"/>
+          <w:lang w:eastAsia="ko-KR"/>
+        </w:rPr>
+        <w:t>inkedin.com/in/taekyung-ho-929bba312/</w:t>
+      </w:r>
+      <w:r>
+        <w:rPr>
+          <w:rFonts w:ascii="Spectral" w:hAnsi="Spectral" w:cs="Spectral" w:hint="eastAsia"/>
+          <w:sz w:val="20"/>
+          <w:szCs w:val="20"/>
+          <w:lang w:eastAsia="ko-KR"/>
+        </w:rPr>
+        <w:fldChar w:fldCharType="end"/>
+      </w:r>
+      <w:r>
+        <w:rPr>
+          <w:rFonts w:ascii="Spectral" w:eastAsia="Spectral" w:hAnsi="Spectral" w:cs="Spectral"/>
+          <w:sz w:val="20"/>
+          <w:szCs w:val="20"/>
+        </w:rPr>
+        <w:t xml:space="preserve"> </w:t>
+      </w:r>
+      <w:r>
+        <w:rPr>
+          <w:rFonts w:ascii="Spectral" w:eastAsia="Spectral" w:hAnsi="Spectral" w:cs="Spectral"/>
+          <w:sz w:val="20"/>
+          <w:szCs w:val="20"/>
+        </w:rPr>
+        <w:t xml:space="preserve">  </w:t>
+      </w:r>
+      <w:r>
+        <w:rPr>
+          <w:rFonts w:ascii="Spectral" w:eastAsia="Spectral" w:hAnsi="Spectral" w:cs="Spectral"/>
+          <w:sz w:val="20"/>
+          <w:szCs w:val="20"/>
+        </w:rPr>
+        <w:t xml:space="preserve">• </w:t>
+      </w:r>
+      <w:proofErr w:type="gramStart"/>
+      <w:r>
+        <w:rPr>
+          <w:rFonts w:ascii="Spectral" w:eastAsia="Spectral" w:hAnsi="Spectral" w:cs="Spectral"/>
+          <w:sz w:val="20"/>
+          <w:szCs w:val="20"/>
+        </w:rPr>
+        <w:t>GitHub</w:t>
+      </w:r>
+      <w:r>
+        <w:rPr>
+          <w:rFonts w:ascii="Spectral" w:hAnsi="Spectral" w:cs="Spectral" w:hint="eastAsia"/>
+          <w:sz w:val="20"/>
+          <w:szCs w:val="20"/>
+          <w:lang w:eastAsia="ko-KR"/>
+        </w:rPr>
+        <w:t xml:space="preserve"> :</w:t>
+      </w:r>
+      <w:proofErr w:type="gramEnd"/>
+      <w:r>
+        <w:rPr>
+          <w:rFonts w:ascii="Spectral" w:hAnsi="Spectral" w:cs="Spectral" w:hint="eastAsia"/>
+          <w:sz w:val="20"/>
+          <w:szCs w:val="20"/>
+          <w:lang w:eastAsia="ko-KR"/>
+        </w:rPr>
+        <w:t xml:space="preserve"> </w:t>
+      </w:r>
+      <w:r>
+        <w:rPr>
+          <w:rFonts w:ascii="Spectral" w:hAnsi="Spectral" w:cs="Spectral"/>
+          <w:sz w:val="20"/>
+          <w:szCs w:val="20"/>
+          <w:lang w:eastAsia="ko-KR"/>
+        </w:rPr>
+        <w:t>github.com/taekyung00</w:t>
       </w:r>
     </w:p>
     <w:p>
@@ -303,16 +386,16 @@
         </w:tabs>
         <w:rPr>
           <w:rFonts w:ascii="Spectral" w:eastAsia="Spectral" w:hAnsi="Spectral" w:cs="Spectral"/>
-          <w:sz w:val="20"/>
-          <w:szCs w:val="20"/>
-        </w:rPr>
-      </w:pPr>
-      <w:r>
-        <w:rPr>
-          <w:rFonts w:ascii="Spectral" w:hAnsi="Spectral" w:cs="Spectral" w:hint="eastAsia"/>
-          <w:b/>
-          <w:sz w:val="20"/>
-          <w:szCs w:val="20"/>
+          <w:sz w:val="22"/>
+          <w:szCs w:val="22"/>
+        </w:rPr>
+      </w:pPr>
+      <w:r>
+        <w:rPr>
+          <w:rFonts w:ascii="Spectral" w:hAnsi="Spectral" w:cs="Spectral" w:hint="eastAsia"/>
+          <w:b/>
+          <w:sz w:val="22"/>
+          <w:szCs w:val="22"/>
           <w:lang w:eastAsia="ko-KR"/>
         </w:rPr>
         <w:t>DIGIPEN INSTITUTE OF TECHNOLOGY</w:t>
@@ -321,8 +404,8 @@
         <w:rPr>
           <w:rFonts w:ascii="Spectral" w:eastAsia="Spectral" w:hAnsi="Spectral" w:cs="Spectral"/>
           <w:b/>
-          <w:sz w:val="20"/>
-          <w:szCs w:val="20"/>
+          <w:sz w:val="22"/>
+          <w:szCs w:val="22"/>
         </w:rPr>
         <w:t xml:space="preserve"> | </w:t>
       </w:r>
@@ -330,8 +413,8 @@
         <w:rPr>
           <w:rFonts w:ascii="Spectral" w:hAnsi="Spectral" w:cs="Spectral" w:hint="eastAsia"/>
           <w:b/>
-          <w:sz w:val="20"/>
-          <w:szCs w:val="20"/>
+          <w:sz w:val="22"/>
+          <w:szCs w:val="22"/>
           <w:lang w:eastAsia="ko-KR"/>
         </w:rPr>
         <w:t>Redmond</w:t>
@@ -340,8 +423,8 @@
         <w:rPr>
           <w:rFonts w:ascii="Spectral" w:eastAsia="Spectral" w:hAnsi="Spectral" w:cs="Spectral"/>
           <w:b/>
-          <w:sz w:val="20"/>
-          <w:szCs w:val="20"/>
+          <w:sz w:val="22"/>
+          <w:szCs w:val="22"/>
         </w:rPr>
         <w:t xml:space="preserve">, </w:t>
       </w:r>
@@ -349,8 +432,8 @@
         <w:rPr>
           <w:rFonts w:ascii="Spectral" w:hAnsi="Spectral" w:cs="Spectral"/>
           <w:b/>
-          <w:sz w:val="20"/>
-          <w:szCs w:val="20"/>
+          <w:sz w:val="22"/>
+          <w:szCs w:val="22"/>
           <w:lang w:eastAsia="ko-KR"/>
         </w:rPr>
         <w:t>Washingto</w:t>
@@ -359,8 +442,8 @@
         <w:rPr>
           <w:rFonts w:ascii="Spectral" w:hAnsi="Spectral" w:cs="Spectral" w:hint="eastAsia"/>
           <w:b/>
-          <w:sz w:val="20"/>
-          <w:szCs w:val="20"/>
+          <w:sz w:val="22"/>
+          <w:szCs w:val="22"/>
           <w:lang w:eastAsia="ko-KR"/>
         </w:rPr>
         <w:t>n</w:t>
@@ -369,8 +452,8 @@
         <w:rPr>
           <w:rFonts w:ascii="Spectral" w:eastAsia="Spectral" w:hAnsi="Spectral" w:cs="Spectral"/>
           <w:b/>
-          <w:sz w:val="20"/>
-          <w:szCs w:val="20"/>
+          <w:sz w:val="22"/>
+          <w:szCs w:val="22"/>
         </w:rPr>
         <w:t xml:space="preserve">                                                                                   </w:t>
       </w:r>
@@ -383,17 +466,17 @@
         </w:tabs>
         <w:rPr>
           <w:rFonts w:ascii="Spectral" w:hAnsi="Spectral" w:cs="Spectral" w:hint="eastAsia"/>
-          <w:sz w:val="20"/>
-          <w:szCs w:val="20"/>
-          <w:lang w:eastAsia="ko-KR"/>
-        </w:rPr>
-      </w:pPr>
-      <w:r>
-        <w:rPr>
-          <w:rFonts w:ascii="Spectral" w:eastAsia="Spectral" w:hAnsi="Spectral" w:cs="Spectral"/>
-          <w:b/>
-          <w:sz w:val="20"/>
-          <w:szCs w:val="20"/>
+          <w:sz w:val="21"/>
+          <w:szCs w:val="21"/>
+          <w:lang w:eastAsia="ko-KR"/>
+        </w:rPr>
+      </w:pPr>
+      <w:r>
+        <w:rPr>
+          <w:rFonts w:ascii="Spectral" w:eastAsia="Spectral" w:hAnsi="Spectral" w:cs="Spectral"/>
+          <w:b/>
+          <w:sz w:val="21"/>
+          <w:szCs w:val="21"/>
         </w:rPr>
         <w:t xml:space="preserve">B.S. in </w:t>
       </w:r>
@@ -401,8 +484,8 @@
         <w:rPr>
           <w:rFonts w:ascii="Spectral" w:hAnsi="Spectral" w:cs="Spectral" w:hint="eastAsia"/>
           <w:b/>
-          <w:sz w:val="20"/>
-          <w:szCs w:val="20"/>
+          <w:sz w:val="21"/>
+          <w:szCs w:val="21"/>
           <w:lang w:eastAsia="ko-KR"/>
         </w:rPr>
         <w:t>Real</w:t>
@@ -411,8 +494,8 @@
         <w:rPr>
           <w:rFonts w:ascii="Spectral" w:hAnsi="Spectral" w:cs="Spectral" w:hint="eastAsia"/>
           <w:b/>
-          <w:sz w:val="20"/>
-          <w:szCs w:val="20"/>
+          <w:sz w:val="21"/>
+          <w:szCs w:val="21"/>
           <w:lang w:eastAsia="ko-KR"/>
         </w:rPr>
         <w:t>-</w:t>
@@ -421,8 +504,8 @@
         <w:rPr>
           <w:rFonts w:ascii="Spectral" w:hAnsi="Spectral" w:cs="Spectral" w:hint="eastAsia"/>
           <w:b/>
-          <w:sz w:val="20"/>
-          <w:szCs w:val="20"/>
+          <w:sz w:val="21"/>
+          <w:szCs w:val="21"/>
           <w:lang w:eastAsia="ko-KR"/>
         </w:rPr>
         <w:t>Time Interactive Simulation</w:t>
@@ -431,35 +514,53 @@
         <w:rPr>
           <w:rFonts w:ascii="Spectral" w:eastAsia="Spectral" w:hAnsi="Spectral" w:cs="Spectral"/>
           <w:b/>
-          <w:sz w:val="20"/>
-          <w:szCs w:val="20"/>
+          <w:sz w:val="21"/>
+          <w:szCs w:val="21"/>
         </w:rPr>
         <w:t xml:space="preserve">| GPA: </w:t>
       </w:r>
       <w:r>
         <w:rPr>
           <w:rFonts w:ascii="Spectral" w:hAnsi="Spectral" w:cs="Spectral" w:hint="eastAsia"/>
-          <w:sz w:val="20"/>
-          <w:szCs w:val="20"/>
-          <w:lang w:eastAsia="ko-KR"/>
-        </w:rPr>
-        <w:t>3.92/4.0</w:t>
-      </w:r>
-      <w:r>
-        <w:rPr>
-          <w:rFonts w:ascii="Spectral" w:eastAsia="Spectral" w:hAnsi="Spectral" w:cs="Spectral"/>
-          <w:sz w:val="20"/>
-          <w:szCs w:val="20"/>
-        </w:rPr>
-        <w:t xml:space="preserve">                                                                                                    </w:t>
+          <w:sz w:val="21"/>
+          <w:szCs w:val="21"/>
+          <w:lang w:eastAsia="ko-KR"/>
+        </w:rPr>
+        <w:t>3.9</w:t>
+      </w:r>
+      <w:r>
+        <w:rPr>
+          <w:rFonts w:ascii="Spectral" w:hAnsi="Spectral" w:cs="Spectral"/>
+          <w:sz w:val="21"/>
+          <w:szCs w:val="21"/>
+          <w:lang w:eastAsia="ko-KR"/>
+        </w:rPr>
+        <w:t>5</w:t>
+      </w:r>
+      <w:r>
+        <w:rPr>
+          <w:rFonts w:ascii="Spectral" w:hAnsi="Spectral" w:cs="Spectral" w:hint="eastAsia"/>
+          <w:sz w:val="21"/>
+          <w:szCs w:val="21"/>
+          <w:lang w:eastAsia="ko-KR"/>
+        </w:rPr>
+        <w:t>/4.0</w:t>
+      </w:r>
+      <w:r>
+        <w:rPr>
+          <w:rFonts w:ascii="Spectral" w:eastAsia="Spectral" w:hAnsi="Spectral" w:cs="Spectral"/>
+          <w:sz w:val="21"/>
+          <w:szCs w:val="21"/>
+        </w:rPr>
+        <w:t xml:space="preserve">                                                                                          </w:t>
       </w:r>
       <w:r>
         <w:rPr>
           <w:rFonts w:ascii="Spectral" w:eastAsia="Spectral" w:hAnsi="Spectral" w:cs="Spectral"/>
           <w:b/>
           <w:smallCaps/>
-          <w:sz w:val="20"/>
-          <w:szCs w:val="20"/>
+          <w:sz w:val="21"/>
+          <w:szCs w:val="21"/>
         </w:rPr>
         <w:tab/>
         <w:t xml:space="preserve">     </w:t>
@@ -468,17 +569,26 @@
         <w:rPr>
           <w:rFonts w:ascii="Spectral" w:eastAsia="Spectral" w:hAnsi="Spectral" w:cs="Spectral"/>
           <w:b/>
-          <w:sz w:val="22"/>
-          <w:szCs w:val="22"/>
-        </w:rPr>
-        <w:t xml:space="preserve">     May 202</w:t>
-      </w:r>
-      <w:r>
-        <w:rPr>
-          <w:rFonts w:ascii="Spectral" w:hAnsi="Spectral" w:cs="Spectral" w:hint="eastAsia"/>
-          <w:b/>
-          <w:sz w:val="22"/>
-          <w:szCs w:val="22"/>
+          <w:sz w:val="21"/>
+          <w:szCs w:val="21"/>
+        </w:rPr>
+        <w:t xml:space="preserve">Expected </w:t>
+      </w:r>
+      <w:r>
+        <w:rPr>
+          <w:rFonts w:ascii="Spectral" w:eastAsia="Spectral" w:hAnsi="Spectral" w:cs="Spectral"/>
+          <w:b/>
+          <w:sz w:val="21"/>
+          <w:szCs w:val="21"/>
+        </w:rPr>
+        <w:t>May 202</w:t>
+      </w:r>
+      <w:r>
+        <w:rPr>
+          <w:rFonts w:ascii="Spectral" w:hAnsi="Spectral" w:cs="Spectral" w:hint="eastAsia"/>
+          <w:b/>
+          <w:sz w:val="21"/>
+          <w:szCs w:val="21"/>
           <w:lang w:eastAsia="ko-KR"/>
         </w:rPr>
         <w:t>8</w:t>
@@ -487,105 +597,47 @@
     <w:p>
       <w:pPr>
         <w:rPr>
-          <w:rFonts w:ascii="Spectral" w:hAnsi="Spectral" w:cs="Spectral" w:hint="eastAsia"/>
-          <w:sz w:val="20"/>
-          <w:szCs w:val="20"/>
-          <w:lang w:eastAsia="ko-KR"/>
-        </w:rPr>
-      </w:pPr>
-      <w:r>
-        <w:rPr>
-          <w:rFonts w:ascii="Spectral" w:eastAsia="Spectral" w:hAnsi="Spectral" w:cs="Spectral"/>
-          <w:b/>
-          <w:sz w:val="20"/>
-          <w:szCs w:val="20"/>
-        </w:rPr>
-        <w:t>Relevant Courses:</w:t>
-      </w:r>
-      <w:r>
-        <w:rPr>
-          <w:rFonts w:ascii="Spectral" w:eastAsia="Spectral" w:hAnsi="Spectral" w:cs="Spectral"/>
-          <w:sz w:val="20"/>
-          <w:szCs w:val="20"/>
+          <w:rFonts w:ascii="Spectral" w:hAnsi="Spectral" w:cs="Spectral"/>
+          <w:sz w:val="21"/>
+          <w:szCs w:val="21"/>
+          <w:lang w:eastAsia="ko-KR"/>
+        </w:rPr>
+      </w:pPr>
+      <w:r>
+        <w:rPr>
+          <w:rFonts w:ascii="Spectral" w:eastAsia="Spectral" w:hAnsi="Spectral" w:cs="Spectral"/>
+          <w:b/>
+          <w:sz w:val="21"/>
+          <w:szCs w:val="21"/>
+        </w:rPr>
+        <w:t>Relevant Mathematics Coursework (All A Grades)</w:t>
+      </w:r>
+      <w:r>
+        <w:rPr>
+          <w:rFonts w:ascii="Spectral" w:eastAsia="Spectral" w:hAnsi="Spectral" w:cs="Spectral"/>
+          <w:b/>
+          <w:sz w:val="21"/>
+          <w:szCs w:val="21"/>
+        </w:rPr>
+        <w:t>:</w:t>
+      </w:r>
+      <w:r>
+        <w:rPr>
+          <w:rFonts w:ascii="Spectral" w:eastAsia="Spectral" w:hAnsi="Spectral" w:cs="Spectral"/>
+          <w:sz w:val="21"/>
+          <w:szCs w:val="21"/>
         </w:rPr>
         <w:t xml:space="preserve"> </w:t>
       </w:r>
       <w:r>
         <w:rPr>
-          <w:rFonts w:ascii="Spectral" w:hAnsi="Spectral" w:cs="Spectral" w:hint="eastAsia"/>
-          <w:sz w:val="20"/>
-          <w:szCs w:val="20"/>
-          <w:lang w:eastAsia="ko-KR"/>
-        </w:rPr>
-        <w:t xml:space="preserve">CS280 </w:t>
-      </w:r>
-      <w:r>
-        <w:rPr>
-          <w:rFonts w:ascii="Spectral" w:hAnsi="Spectral" w:cs="Spectral"/>
-          <w:sz w:val="20"/>
-          <w:szCs w:val="20"/>
-          <w:lang w:eastAsia="ko-KR"/>
-        </w:rPr>
-        <w:t>–</w:t>
-      </w:r>
-      <w:r>
-        <w:rPr>
-          <w:rFonts w:ascii="Spectral" w:hAnsi="Spectral" w:cs="Spectral" w:hint="eastAsia"/>
-          <w:sz w:val="20"/>
-          <w:szCs w:val="20"/>
-          <w:lang w:eastAsia="ko-KR"/>
-        </w:rPr>
-        <w:t xml:space="preserve"> Data </w:t>
-      </w:r>
-      <w:proofErr w:type="gramStart"/>
-      <w:r>
-        <w:rPr>
-          <w:rFonts w:ascii="Spectral" w:hAnsi="Spectral" w:cs="Spectral" w:hint="eastAsia"/>
-          <w:sz w:val="20"/>
-          <w:szCs w:val="20"/>
-          <w:lang w:eastAsia="ko-KR"/>
-        </w:rPr>
-        <w:t>Structures ;</w:t>
-      </w:r>
-      <w:proofErr w:type="gramEnd"/>
-      <w:r>
-        <w:rPr>
-          <w:rFonts w:ascii="Spectral" w:hAnsi="Spectral" w:cs="Spectral" w:hint="eastAsia"/>
-          <w:sz w:val="20"/>
-          <w:szCs w:val="20"/>
-          <w:lang w:eastAsia="ko-KR"/>
-        </w:rPr>
-        <w:t xml:space="preserve"> CS200,250 </w:t>
-      </w:r>
-      <w:r>
-        <w:rPr>
-          <w:rFonts w:ascii="Spectral" w:hAnsi="Spectral" w:cs="Spectral"/>
-          <w:sz w:val="20"/>
-          <w:szCs w:val="20"/>
-          <w:lang w:eastAsia="ko-KR"/>
-        </w:rPr>
-        <w:t>–</w:t>
-      </w:r>
-      <w:r>
-        <w:rPr>
-          <w:rFonts w:ascii="Spectral" w:hAnsi="Spectral" w:cs="Spectral" w:hint="eastAsia"/>
-          <w:sz w:val="20"/>
-          <w:szCs w:val="20"/>
-          <w:lang w:eastAsia="ko-KR"/>
-        </w:rPr>
-        <w:t xml:space="preserve"> Computer Graphics </w:t>
-      </w:r>
-      <w:proofErr w:type="gramStart"/>
-      <w:r>
-        <w:rPr>
-          <w:rFonts w:ascii="Spectral" w:hAnsi="Spectral" w:cs="Spectral" w:hint="eastAsia"/>
-          <w:sz w:val="20"/>
-          <w:szCs w:val="20"/>
-          <w:lang w:eastAsia="ko-KR"/>
-        </w:rPr>
-        <w:t>I,II</w:t>
-      </w:r>
-      <w:proofErr w:type="gramEnd"/>
+          <w:rFonts w:ascii="Spectral" w:hAnsi="Spectral" w:cs="Spectral"/>
+          <w:sz w:val="21"/>
+          <w:szCs w:val="21"/>
+          <w:lang w:eastAsia="ko-KR"/>
+        </w:rPr>
+        <w:t>MAT 180 – Vector Calculus I; MAT 230 – Vector Calculus II; MAT 140 – Linear Algebra and Geometry; MAT 250 – Linear Algebra</w:t>
+      </w:r>
     </w:p>
     <w:p>
       <w:pPr>
@@ -602,20 +654,22 @@
           <w:bottom w:val="single" w:sz="6" w:space="1" w:color="000000"/>
         </w:pBdr>
         <w:rPr>
-          <w:rFonts w:ascii="Spectral" w:eastAsia="Spectral" w:hAnsi="Spectral" w:cs="Spectral"/>
-          <w:sz w:val="22"/>
-          <w:szCs w:val="22"/>
-        </w:rPr>
-      </w:pPr>
-      <w:r>
-        <w:rPr>
-          <w:rFonts w:ascii="Spectral" w:eastAsia="Spectral" w:hAnsi="Spectral" w:cs="Spectral"/>
-          <w:b/>
-          <w:smallCaps/>
-          <w:sz w:val="22"/>
-          <w:szCs w:val="22"/>
-        </w:rPr>
-        <w:t>TECHNICAL SKILLS</w:t>
+          <w:rFonts w:ascii="Spectral" w:eastAsia="Spectral" w:hAnsi="Spectral" w:cs="Spectral" w:hint="eastAsia"/>
+          <w:b/>
+          <w:bCs/>
+          <w:sz w:val="22"/>
+          <w:szCs w:val="22"/>
+        </w:rPr>
+      </w:pPr>
+      <w:r>
+        <w:rPr>
+          <w:rFonts w:ascii="Spectral" w:eastAsia="Spectral" w:hAnsi="Spectral" w:cs="Spectral"/>
+          <w:b/>
+          <w:bCs/>
+          <w:sz w:val="22"/>
+          <w:szCs w:val="22"/>
+        </w:rPr>
+        <w:t>RELEVANT SKILLS</w:t>
       </w:r>
     </w:p>
     <w:p>
@@ -630,113 +684,101 @@
     <w:p>
       <w:pPr>
         <w:rPr>
-          <w:rFonts w:ascii="Spectral" w:hAnsi="Spectral" w:cs="Spectral" w:hint="eastAsia"/>
+          <w:rFonts w:ascii="Spectral" w:hAnsi="Spectral" w:cs="Spectral"/>
+          <w:sz w:val="21"/>
+          <w:szCs w:val="21"/>
+          <w:lang w:eastAsia="ko-KR"/>
+        </w:rPr>
+      </w:pPr>
+      <w:r>
+        <w:rPr>
+          <w:rFonts w:ascii="Spectral" w:eastAsia="Spectral" w:hAnsi="Spectral" w:cs="Spectral"/>
+          <w:b/>
+          <w:sz w:val="21"/>
+          <w:szCs w:val="21"/>
+        </w:rPr>
+        <w:t>Academic Support</w:t>
+      </w:r>
+      <w:r>
+        <w:rPr>
+          <w:rFonts w:ascii="Spectral" w:eastAsia="Spectral" w:hAnsi="Spectral" w:cs="Spectral"/>
+          <w:b/>
+          <w:sz w:val="21"/>
+          <w:szCs w:val="21"/>
+        </w:rPr>
+        <w:t>:</w:t>
+      </w:r>
+      <w:r>
+        <w:rPr>
+          <w:rFonts w:ascii="Spectral" w:eastAsia="Spectral" w:hAnsi="Spectral" w:cs="Spectral"/>
+          <w:sz w:val="21"/>
+          <w:szCs w:val="21"/>
+        </w:rPr>
+        <w:t xml:space="preserve"> </w:t>
+      </w:r>
+      <w:r>
+        <w:rPr>
+          <w:rFonts w:ascii="Spectral" w:hAnsi="Spectral" w:cs="Spectral"/>
+          <w:sz w:val="21"/>
+          <w:szCs w:val="21"/>
+          <w:lang w:eastAsia="ko-KR"/>
+        </w:rPr>
+        <w:t>Peer Mentoring, Technical Explanation, Collaborative Problem Solving</w:t>
+      </w:r>
+    </w:p>
+    <w:p>
+      <w:pPr>
+        <w:rPr>
+          <w:rFonts w:ascii="Spectral" w:eastAsia="Spectral" w:hAnsi="Spectral" w:cs="Spectral"/>
+          <w:bCs/>
+          <w:sz w:val="21"/>
+          <w:szCs w:val="21"/>
+        </w:rPr>
+      </w:pPr>
+      <w:r>
+        <w:rPr>
+          <w:rFonts w:ascii="Spectral" w:eastAsia="Spectral" w:hAnsi="Spectral" w:cs="Spectral"/>
+          <w:b/>
+          <w:sz w:val="21"/>
+          <w:szCs w:val="21"/>
+        </w:rPr>
+        <w:t>Professional</w:t>
+      </w:r>
+      <w:r>
+        <w:rPr>
+          <w:rFonts w:ascii="Spectral" w:eastAsia="Spectral" w:hAnsi="Spectral" w:cs="Spectral"/>
+          <w:b/>
+          <w:sz w:val="21"/>
+          <w:szCs w:val="21"/>
+        </w:rPr>
+        <w:t xml:space="preserve">: </w:t>
+      </w:r>
+      <w:r>
+        <w:rPr>
+          <w:rFonts w:ascii="Spectral" w:eastAsia="Spectral" w:hAnsi="Spectral" w:cs="Spectral"/>
+          <w:bCs/>
+          <w:sz w:val="21"/>
+          <w:szCs w:val="21"/>
+        </w:rPr>
+        <w:t xml:space="preserve">Communication, Organization, Reliability, </w:t>
+      </w:r>
+      <w:r>
+        <w:rPr>
+          <w:rFonts w:ascii="Spectral" w:eastAsia="Spectral" w:hAnsi="Spectral" w:cs="Spectral"/>
+          <w:bCs/>
+          <w:sz w:val="21"/>
+          <w:szCs w:val="21"/>
+        </w:rPr>
+        <w:t>Independent Problem Solving</w:t>
+      </w:r>
+    </w:p>
+    <w:p>
+      <w:pPr>
+        <w:rPr>
+          <w:rFonts w:ascii="Spectral" w:eastAsia="Spectral" w:hAnsi="Spectral" w:cs="Spectral" w:hint="eastAsia"/>
           <w:sz w:val="20"/>
           <w:szCs w:val="20"/>
           <w:lang w:eastAsia="ko-KR"/>
-        </w:rPr>
-      </w:pPr>
-      <w:r>
-        <w:rPr>
-          <w:rFonts w:ascii="Spectral" w:eastAsia="Spectral" w:hAnsi="Spectral" w:cs="Spectral"/>
-          <w:b/>
-          <w:sz w:val="20"/>
-          <w:szCs w:val="20"/>
-        </w:rPr>
-        <w:t>Programming Languages:</w:t>
-      </w:r>
-      <w:r>
-        <w:rPr>
-          <w:rFonts w:ascii="Spectral" w:eastAsia="Spectral" w:hAnsi="Spectral" w:cs="Spectral"/>
-          <w:sz w:val="20"/>
-          <w:szCs w:val="20"/>
-        </w:rPr>
-        <w:t xml:space="preserve"> </w:t>
-      </w:r>
-      <w:r>
-        <w:rPr>
-          <w:rFonts w:ascii="Spectral" w:hAnsi="Spectral" w:cs="Spectral" w:hint="eastAsia"/>
-          <w:sz w:val="20"/>
-          <w:szCs w:val="20"/>
-          <w:lang w:eastAsia="ko-KR"/>
-        </w:rPr>
-        <w:t>C++</w:t>
-      </w:r>
-    </w:p>
-    <w:p>
-      <w:pPr>
-        <w:rPr>
-          <w:rFonts w:ascii="Spectral" w:hAnsi="Spectral" w:cs="Spectral" w:hint="eastAsia"/>
-          <w:sz w:val="20"/>
-          <w:szCs w:val="20"/>
-          <w:lang w:eastAsia="ko-KR"/>
-        </w:rPr>
-      </w:pPr>
-      <w:r>
-        <w:rPr>
-          <w:rFonts w:ascii="Spectral" w:eastAsia="Spectral" w:hAnsi="Spectral" w:cs="Spectral"/>
-          <w:b/>
-          <w:sz w:val="20"/>
-          <w:szCs w:val="20"/>
-        </w:rPr>
-        <w:t xml:space="preserve">Engines: </w:t>
-      </w:r>
-      <w:r>
-        <w:rPr>
-          <w:rFonts w:ascii="Spectral" w:hAnsi="Spectral" w:cs="Spectral" w:hint="eastAsia"/>
-          <w:b/>
-          <w:sz w:val="20"/>
-          <w:szCs w:val="20"/>
-          <w:lang w:eastAsia="ko-KR"/>
-        </w:rPr>
-        <w:t>OpenGL based custom engine</w:t>
-      </w:r>
-    </w:p>
-    <w:p>
-      <w:pPr>
-        <w:rPr>
-          <w:rFonts w:ascii="Spectral" w:hAnsi="Spectral" w:cs="Spectral" w:hint="eastAsia"/>
-          <w:b/>
-          <w:bCs/>
-          <w:sz w:val="20"/>
-          <w:szCs w:val="20"/>
-          <w:lang w:eastAsia="ko-KR"/>
-        </w:rPr>
-      </w:pPr>
-      <w:r>
-        <w:rPr>
-          <w:rFonts w:ascii="Spectral" w:eastAsia="Spectral" w:hAnsi="Spectral" w:cs="Spectral"/>
-          <w:b/>
-          <w:sz w:val="20"/>
-          <w:szCs w:val="20"/>
-        </w:rPr>
-        <w:t>Interpersonal Skills</w:t>
-      </w:r>
-      <w:r>
-        <w:rPr>
-          <w:rFonts w:ascii="Spectral" w:hAnsi="Spectral" w:cs="Spectral" w:hint="eastAsia"/>
-          <w:sz w:val="20"/>
-          <w:szCs w:val="20"/>
-          <w:lang w:eastAsia="ko-KR"/>
-        </w:rPr>
-        <w:t>: Passion for making life better, Dedicated to Quality</w:t>
-      </w:r>
-    </w:p>
-    <w:p>
-      <w:pPr>
-        <w:rPr>
-          <w:rFonts w:ascii="Spectral" w:eastAsia="Spectral" w:hAnsi="Spectral" w:cs="Spectral"/>
-          <w:sz w:val="20"/>
-          <w:szCs w:val="20"/>
-        </w:rPr>
-      </w:pPr>
-    </w:p>
-    <w:p>
-      <w:pPr>
-        <w:rPr>
-          <w:rFonts w:ascii="Spectral" w:eastAsia="Spectral" w:hAnsi="Spectral" w:cs="Spectral"/>
-          <w:sz w:val="20"/>
-          <w:szCs w:val="20"/>
         </w:rPr>
       </w:pPr>
     </w:p>
@@ -746,9 +788,10 @@
           <w:bottom w:val="single" w:sz="6" w:space="1" w:color="000000"/>
         </w:pBdr>
         <w:rPr>
-          <w:rFonts w:ascii="Spectral" w:eastAsia="Spectral" w:hAnsi="Spectral" w:cs="Spectral"/>
-          <w:sz w:val="22"/>
-          <w:szCs w:val="22"/>
+          <w:rFonts w:ascii="Spectral" w:eastAsia="Spectral" w:hAnsi="Spectral" w:cs="Spectral" w:hint="eastAsia"/>
+          <w:sz w:val="22"/>
+          <w:szCs w:val="22"/>
+          <w:lang w:eastAsia="ko-KR"/>
         </w:rPr>
       </w:pPr>
       <w:r>
@@ -759,7 +802,7 @@
           <w:sz w:val="22"/>
           <w:szCs w:val="22"/>
         </w:rPr>
-        <w:t>WORK EXPERIENCE</w:t>
+        <w:t>PEER ACADEMIC SUPPORT</w:t>
       </w:r>
     </w:p>
     <w:p>
@@ -774,24 +817,224 @@
     <w:p>
       <w:pPr>
         <w:rPr>
-          <w:rFonts w:ascii="Spectral" w:hAnsi="Spectral" w:cs="Spectral"/>
-          <w:b/>
-          <w:bCs/>
-          <w:sz w:val="22"/>
-          <w:szCs w:val="22"/>
-          <w:lang w:eastAsia="ko-KR"/>
-        </w:rPr>
-      </w:pPr>
-      <w:r>
-        <w:rPr>
-          <w:rFonts w:ascii="Spectral" w:hAnsi="Spectral" w:cs="Spectral"/>
-          <w:b/>
-          <w:bCs/>
-          <w:sz w:val="22"/>
-          <w:szCs w:val="22"/>
-          <w:lang w:eastAsia="ko-KR"/>
-        </w:rPr>
-        <w:t xml:space="preserve">Republic of Korea Air Force | Staff Sergeant (ROMAD Specialist) | South Korea </w:t>
+          <w:rFonts w:ascii="Spectral" w:hAnsi="Spectral" w:cs="Spectral" w:hint="eastAsia"/>
+          <w:b/>
+          <w:bCs/>
+          <w:sz w:val="22"/>
+          <w:szCs w:val="22"/>
+          <w:lang w:eastAsia="ko-KR"/>
+        </w:rPr>
+      </w:pPr>
+      <w:proofErr w:type="spellStart"/>
+      <w:r>
+        <w:rPr>
+          <w:rFonts w:ascii="Spectral" w:hAnsi="Spectral" w:cs="Spectral"/>
+          <w:b/>
+          <w:bCs/>
+          <w:sz w:val="22"/>
+          <w:szCs w:val="22"/>
+          <w:lang w:eastAsia="ko-KR"/>
+        </w:rPr>
+        <w:t>DigiPen</w:t>
+      </w:r>
+      <w:proofErr w:type="spellEnd"/>
+      <w:r>
+        <w:rPr>
+          <w:rFonts w:ascii="Spectral" w:hAnsi="Spectral" w:cs="Spectral"/>
+          <w:b/>
+          <w:bCs/>
+          <w:sz w:val="22"/>
+          <w:szCs w:val="22"/>
+          <w:lang w:eastAsia="ko-KR"/>
+        </w:rPr>
+        <w:t xml:space="preserve"> Institute of Technology </w:t>
+      </w:r>
+      <w:r>
+        <w:rPr>
+          <w:rFonts w:ascii="Spectral" w:hAnsi="Spectral" w:cs="Spectral"/>
+          <w:b/>
+          <w:bCs/>
+          <w:sz w:val="22"/>
+          <w:szCs w:val="22"/>
+          <w:lang w:eastAsia="ko-KR"/>
+        </w:rPr>
+        <w:tab/>
+      </w:r>
+      <w:r>
+        <w:rPr>
+          <w:rFonts w:ascii="Spectral" w:hAnsi="Spectral" w:cs="Spectral"/>
+          <w:b/>
+          <w:bCs/>
+          <w:sz w:val="22"/>
+          <w:szCs w:val="22"/>
+          <w:lang w:eastAsia="ko-KR"/>
+        </w:rPr>
+        <w:tab/>
+      </w:r>
+      <w:r>
+        <w:rPr>
+          <w:rFonts w:ascii="Spectral" w:hAnsi="Spectral" w:cs="Spectral"/>
+          <w:b/>
+          <w:bCs/>
+          <w:sz w:val="22"/>
+          <w:szCs w:val="22"/>
+          <w:lang w:eastAsia="ko-KR"/>
+        </w:rPr>
+        <w:tab/>
+      </w:r>
+      <w:r>
+        <w:rPr>
+          <w:rFonts w:ascii="Spectral" w:hAnsi="Spectral" w:cs="Spectral" w:hint="eastAsia"/>
+          <w:b/>
+          <w:bCs/>
+          <w:sz w:val="22"/>
+          <w:szCs w:val="22"/>
+          <w:lang w:eastAsia="ko-KR"/>
+        </w:rPr>
+        <w:t xml:space="preserve">        </w:t>
+      </w:r>
+      <w:r>
+        <w:rPr>
+          <w:rFonts w:ascii="Spectral" w:hAnsi="Spectral" w:cs="Spectral"/>
+          <w:b/>
+          <w:bCs/>
+          <w:sz w:val="22"/>
+          <w:szCs w:val="22"/>
+          <w:lang w:eastAsia="ko-KR"/>
+        </w:rPr>
+        <w:tab/>
+      </w:r>
+      <w:r>
+        <w:rPr>
+          <w:rFonts w:ascii="Spectral" w:hAnsi="Spectral" w:cs="Spectral"/>
+          <w:b/>
+          <w:bCs/>
+          <w:sz w:val="22"/>
+          <w:szCs w:val="22"/>
+          <w:lang w:eastAsia="ko-KR"/>
+        </w:rPr>
+        <w:tab/>
+      </w:r>
+      <w:r>
+        <w:rPr>
+          <w:rFonts w:ascii="Spectral" w:hAnsi="Spectral" w:cs="Spectral"/>
+          <w:b/>
+          <w:bCs/>
+          <w:sz w:val="22"/>
+          <w:szCs w:val="22"/>
+          <w:lang w:eastAsia="ko-KR"/>
+        </w:rPr>
+        <w:tab/>
+      </w:r>
+      <w:r>
+        <w:rPr>
+          <w:rFonts w:ascii="Spectral" w:hAnsi="Spectral" w:cs="Spectral"/>
+          <w:b/>
+          <w:bCs/>
+          <w:sz w:val="22"/>
+          <w:szCs w:val="22"/>
+          <w:lang w:eastAsia="ko-KR"/>
+        </w:rPr>
+        <w:tab/>
+      </w:r>
+      <w:r>
+        <w:rPr>
+          <w:rFonts w:ascii="Spectral" w:hAnsi="Spectral" w:cs="Spectral"/>
+          <w:b/>
+          <w:bCs/>
+          <w:sz w:val="22"/>
+          <w:szCs w:val="22"/>
+          <w:lang w:eastAsia="ko-KR"/>
+        </w:rPr>
+        <w:tab/>
+      </w:r>
+      <w:r>
+        <w:rPr>
+          <w:rFonts w:ascii="Spectral" w:hAnsi="Spectral" w:cs="Spectral" w:hint="eastAsia"/>
+          <w:b/>
+          <w:bCs/>
+          <w:sz w:val="22"/>
+          <w:szCs w:val="22"/>
+          <w:lang w:eastAsia="ko-KR"/>
+        </w:rPr>
+        <w:t xml:space="preserve">      </w:t>
+      </w:r>
+      <w:r>
+        <w:rPr>
+          <w:rFonts w:ascii="Spectral" w:hAnsi="Spectral" w:cs="Spectral"/>
+          <w:b/>
+          <w:bCs/>
+          <w:sz w:val="22"/>
+          <w:szCs w:val="22"/>
+          <w:lang w:eastAsia="ko-KR"/>
+        </w:rPr>
+        <w:tab/>
+      </w:r>
+      <w:r>
+        <w:rPr>
+          <w:rFonts w:ascii="Spectral" w:hAnsi="Spectral" w:cs="Spectral" w:hint="eastAsia"/>
+          <w:b/>
+          <w:bCs/>
+          <w:sz w:val="22"/>
+          <w:szCs w:val="22"/>
+          <w:lang w:eastAsia="ko-KR"/>
+        </w:rPr>
+        <w:t xml:space="preserve">      </w:t>
+      </w:r>
+      <w:r>
+        <w:rPr>
+          <w:rFonts w:ascii="Spectral" w:hAnsi="Spectral" w:cs="Spectral" w:hint="eastAsia"/>
+          <w:b/>
+          <w:bCs/>
+          <w:sz w:val="22"/>
+          <w:szCs w:val="22"/>
+          <w:lang w:eastAsia="ko-KR"/>
+        </w:rPr>
+        <w:t>2024</w:t>
+      </w:r>
+      <w:r>
+        <w:rPr>
+          <w:rFonts w:ascii="Spectral" w:hAnsi="Spectral" w:cs="Spectral" w:hint="eastAsia"/>
+          <w:b/>
+          <w:bCs/>
+          <w:sz w:val="22"/>
+          <w:szCs w:val="22"/>
+          <w:lang w:eastAsia="ko-KR"/>
+        </w:rPr>
+        <w:t xml:space="preserve"> </w:t>
+      </w:r>
+      <w:r>
+        <w:rPr>
+          <w:rFonts w:ascii="Spectral" w:hAnsi="Spectral" w:cs="Spectral"/>
+          <w:b/>
+          <w:bCs/>
+          <w:sz w:val="22"/>
+          <w:szCs w:val="22"/>
+          <w:lang w:eastAsia="ko-KR"/>
+        </w:rPr>
+        <w:t xml:space="preserve">– </w:t>
+      </w:r>
+      <w:r>
+        <w:rPr>
+          <w:rFonts w:ascii="Spectral" w:hAnsi="Spectral" w:cs="Spectral"/>
+          <w:b/>
+          <w:bCs/>
+          <w:sz w:val="22"/>
+          <w:szCs w:val="22"/>
+          <w:lang w:eastAsia="ko-KR"/>
+        </w:rPr>
+        <w:t>Present</w:t>
+      </w:r>
+      <w:r>
+        <w:rPr>
+          <w:rFonts w:ascii="Spectral" w:hAnsi="Spectral" w:cs="Spectral" w:hint="eastAsia"/>
+          <w:b/>
+          <w:bCs/>
+          <w:sz w:val="22"/>
+          <w:szCs w:val="22"/>
+          <w:lang w:eastAsia="ko-KR"/>
+        </w:rPr>
+        <w:t xml:space="preserve"> </w:t>
       </w:r>
       <w:r>
         <w:rPr>
@@ -806,47 +1049,14 @@
       </w:r>
       <w:r>
         <w:rPr>
-          <w:rFonts w:ascii="Spectral" w:hAnsi="Spectral" w:cs="Spectral"/>
-          <w:b/>
-          <w:bCs/>
-          <w:sz w:val="22"/>
-          <w:szCs w:val="22"/>
-          <w:lang w:eastAsia="ko-KR"/>
-        </w:rPr>
-        <w:tab/>
-      </w:r>
-      <w:r>
-        <w:rPr>
-          <w:rFonts w:ascii="Spectral" w:hAnsi="Spectral" w:cs="Spectral" w:hint="eastAsia"/>
-          <w:b/>
-          <w:bCs/>
-          <w:sz w:val="22"/>
-          <w:szCs w:val="22"/>
-          <w:lang w:eastAsia="ko-KR"/>
-        </w:rPr>
-        <w:t xml:space="preserve">         </w:t>
-      </w:r>
-      <w:r>
-        <w:rPr>
-          <w:rFonts w:ascii="Spectral" w:hAnsi="Spectral" w:cs="Spectral" w:hint="eastAsia"/>
-          <w:b/>
-          <w:bCs/>
-          <w:sz w:val="22"/>
-          <w:szCs w:val="22"/>
-          <w:lang w:eastAsia="ko-KR"/>
-        </w:rPr>
-        <w:t xml:space="preserve">  </w:t>
-      </w:r>
-      <w:r>
-        <w:rPr>
-          <w:rFonts w:ascii="Spectral" w:hAnsi="Spectral" w:cs="Spectral"/>
-          <w:b/>
-          <w:bCs/>
-          <w:sz w:val="22"/>
-          <w:szCs w:val="22"/>
-          <w:lang w:eastAsia="ko-KR"/>
-        </w:rPr>
-        <w:t>Aug 2022 – May 2024</w:t>
+          <w:rFonts w:ascii="Spectral" w:hAnsi="Spectral" w:cs="Spectral" w:hint="eastAsia"/>
+          <w:b/>
+          <w:bCs/>
+          <w:sz w:val="22"/>
+          <w:szCs w:val="22"/>
+          <w:lang w:eastAsia="ko-KR"/>
+        </w:rPr>
+        <w:t xml:space="preserve">                                     </w:t>
       </w:r>
     </w:p>
     <w:p>
@@ -858,19 +1068,19 @@
         </w:numPr>
         <w:rPr>
           <w:rFonts w:ascii="Spectral" w:hAnsi="Spectral" w:cs="Spectral"/>
-          <w:sz w:val="20"/>
-          <w:szCs w:val="20"/>
-          <w:lang w:eastAsia="ko-KR"/>
-        </w:rPr>
-      </w:pPr>
-      <w:r>
-        <w:rPr>
-          <w:rFonts w:ascii="Spectral" w:hAnsi="Spectral" w:cs="Spectral"/>
-          <w:sz w:val="20"/>
-          <w:szCs w:val="20"/>
-          <w:lang w:eastAsia="ko-KR"/>
-        </w:rPr>
-        <w:t>Fulfilled 21 months of mandatory military service with honor, demonstrating high levels of discipline, adaptability, and commitment to national defense.</w:t>
+          <w:sz w:val="21"/>
+          <w:szCs w:val="21"/>
+          <w:lang w:eastAsia="ko-KR"/>
+        </w:rPr>
+      </w:pPr>
+      <w:r>
+        <w:rPr>
+          <w:rFonts w:ascii="Spectral" w:hAnsi="Spectral" w:cs="Spectral"/>
+          <w:sz w:val="21"/>
+          <w:szCs w:val="21"/>
+          <w:lang w:eastAsia="ko-KR"/>
+        </w:rPr>
+        <w:t>Regularly assisted classmates with mathematics and programming coursework by explaining concepts and problem-solving approaches.</w:t>
       </w:r>
     </w:p>
     <w:p>
@@ -882,19 +1092,19 @@
         </w:numPr>
         <w:rPr>
           <w:rFonts w:ascii="Spectral" w:hAnsi="Spectral" w:cs="Spectral"/>
-          <w:sz w:val="20"/>
-          <w:szCs w:val="20"/>
-          <w:lang w:eastAsia="ko-KR"/>
-        </w:rPr>
-      </w:pPr>
-      <w:r>
-        <w:rPr>
-          <w:rFonts w:ascii="Spectral" w:hAnsi="Spectral" w:cs="Spectral"/>
-          <w:sz w:val="20"/>
-          <w:szCs w:val="20"/>
-          <w:lang w:eastAsia="ko-KR"/>
-        </w:rPr>
-        <w:t>Served as a ROMAD (Radio Operator Maintenance and Driver), specializing in tactical communication systems and field operation support.</w:t>
+          <w:sz w:val="21"/>
+          <w:szCs w:val="21"/>
+          <w:lang w:eastAsia="ko-KR"/>
+        </w:rPr>
+      </w:pPr>
+      <w:r>
+        <w:rPr>
+          <w:rFonts w:ascii="Spectral" w:hAnsi="Spectral" w:cs="Spectral"/>
+          <w:sz w:val="21"/>
+          <w:szCs w:val="21"/>
+          <w:lang w:eastAsia="ko-KR"/>
+        </w:rPr>
+        <w:t>Helped peers work through challenging problems step by step rather than simply providing answers.</w:t>
       </w:r>
     </w:p>
     <w:p>
@@ -905,20 +1115,159 @@
           <w:numId w:val="3"/>
         </w:numPr>
         <w:rPr>
-          <w:rFonts w:ascii="Spectral" w:hAnsi="Spectral" w:cs="Spectral"/>
+          <w:rFonts w:ascii="Spectral" w:hAnsi="Spectral" w:cs="Spectral" w:hint="eastAsia"/>
+          <w:sz w:val="21"/>
+          <w:szCs w:val="21"/>
+          <w:lang w:eastAsia="ko-KR"/>
+        </w:rPr>
+      </w:pPr>
+      <w:r>
+        <w:rPr>
+          <w:rFonts w:ascii="Spectral" w:hAnsi="Spectral" w:cs="Spectral"/>
+          <w:sz w:val="21"/>
+          <w:szCs w:val="21"/>
+          <w:lang w:eastAsia="ko-KR"/>
+        </w:rPr>
+        <w:t>Adapted explanations based on classmates’ questions and levels of understanding.</w:t>
+      </w:r>
+    </w:p>
+    <w:p>
+      <w:pPr>
+        <w:rPr>
+          <w:rFonts w:ascii="Spectral" w:eastAsia="Spectral" w:hAnsi="Spectral" w:cs="Spectral"/>
           <w:sz w:val="20"/>
           <w:szCs w:val="20"/>
-          <w:lang w:eastAsia="ko-KR"/>
-        </w:rPr>
-      </w:pPr>
-      <w:r>
-        <w:rPr>
-          <w:rFonts w:ascii="Spectral" w:hAnsi="Spectral" w:cs="Spectral"/>
-          <w:sz w:val="20"/>
-          <w:szCs w:val="20"/>
-          <w:lang w:eastAsia="ko-KR"/>
-        </w:rPr>
-        <w:t>Managed the maintenance and operation of mission-critical radio equipment and tactical vehicles, ensuring 100% operational readiness in high-pressure environments.</w:t>
+        </w:rPr>
+      </w:pPr>
+    </w:p>
+    <w:p>
+      <w:pPr>
+        <w:pBdr>
+          <w:bottom w:val="single" w:sz="6" w:space="1" w:color="000000"/>
+        </w:pBdr>
+        <w:rPr>
+          <w:rFonts w:ascii="Spectral" w:eastAsia="Spectral" w:hAnsi="Spectral" w:cs="Spectral"/>
+          <w:sz w:val="22"/>
+          <w:szCs w:val="22"/>
+        </w:rPr>
+      </w:pPr>
+      <w:r>
+        <w:rPr>
+          <w:rFonts w:ascii="Spectral" w:eastAsia="Spectral" w:hAnsi="Spectral" w:cs="Spectral"/>
+          <w:b/>
+          <w:smallCaps/>
+          <w:sz w:val="22"/>
+          <w:szCs w:val="22"/>
+        </w:rPr>
+        <w:t>WORK EXPERIENC</w:t>
+      </w:r>
+      <w:r>
+        <w:rPr>
+          <w:rFonts w:ascii="Spectral" w:eastAsia="Spectral" w:hAnsi="Spectral" w:cs="Spectral"/>
+          <w:b/>
+          <w:smallCaps/>
+          <w:sz w:val="22"/>
+          <w:szCs w:val="22"/>
+        </w:rPr>
+        <w:t>E</w:t>
+      </w:r>
+    </w:p>
+    <w:p>
+      <w:pPr>
+        <w:rPr>
+          <w:rFonts w:ascii="Spectral" w:eastAsia="Spectral" w:hAnsi="Spectral" w:cs="Spectral"/>
+          <w:sz w:val="8"/>
+          <w:szCs w:val="8"/>
+        </w:rPr>
+      </w:pPr>
+    </w:p>
+    <w:p>
+      <w:pPr>
+        <w:rPr>
+          <w:rFonts w:ascii="Spectral" w:hAnsi="Spectral" w:cs="Spectral"/>
+          <w:b/>
+          <w:bCs/>
+          <w:sz w:val="22"/>
+          <w:szCs w:val="22"/>
+          <w:lang w:eastAsia="ko-KR"/>
+        </w:rPr>
+      </w:pPr>
+      <w:r>
+        <w:rPr>
+          <w:rFonts w:ascii="Spectral" w:hAnsi="Spectral" w:cs="Spectral"/>
+          <w:b/>
+          <w:bCs/>
+          <w:sz w:val="22"/>
+          <w:szCs w:val="22"/>
+          <w:lang w:eastAsia="ko-KR"/>
+        </w:rPr>
+        <w:t xml:space="preserve">Republic of Korea Air Force | Sergeant (ROMAD Specialist) | South Korea </w:t>
+      </w:r>
+      <w:r>
+        <w:rPr>
+          <w:rFonts w:ascii="Spectral" w:hAnsi="Spectral" w:cs="Spectral" w:hint="eastAsia"/>
+          <w:b/>
+          <w:bCs/>
+          <w:sz w:val="22"/>
+          <w:szCs w:val="22"/>
+          <w:lang w:eastAsia="ko-KR"/>
+        </w:rPr>
+        <w:t xml:space="preserve">  </w:t>
+      </w:r>
+      <w:r>
+        <w:rPr>
+          <w:rFonts w:ascii="Spectral" w:hAnsi="Spectral" w:cs="Spectral"/>
+          <w:b/>
+          <w:bCs/>
+          <w:sz w:val="22"/>
+          <w:szCs w:val="22"/>
+          <w:lang w:eastAsia="ko-KR"/>
+        </w:rPr>
+        <w:tab/>
+      </w:r>
+      <w:r>
+        <w:rPr>
+          <w:rFonts w:ascii="Spectral" w:hAnsi="Spectral" w:cs="Spectral" w:hint="eastAsia"/>
+          <w:b/>
+          <w:bCs/>
+          <w:sz w:val="22"/>
+          <w:szCs w:val="22"/>
+          <w:lang w:eastAsia="ko-KR"/>
+        </w:rPr>
+        <w:t xml:space="preserve">         </w:t>
+      </w:r>
+      <w:r>
+        <w:rPr>
+          <w:rFonts w:ascii="Spectral" w:hAnsi="Spectral" w:cs="Spectral" w:hint="eastAsia"/>
+          <w:b/>
+          <w:bCs/>
+          <w:sz w:val="22"/>
+          <w:szCs w:val="22"/>
+          <w:lang w:eastAsia="ko-KR"/>
+        </w:rPr>
+        <w:t xml:space="preserve">  </w:t>
+      </w:r>
+      <w:r>
+        <w:rPr>
+          <w:rFonts w:ascii="Spectral" w:hAnsi="Spectral" w:cs="Spectral" w:hint="eastAsia"/>
+          <w:b/>
+          <w:bCs/>
+          <w:sz w:val="22"/>
+          <w:szCs w:val="22"/>
+          <w:lang w:eastAsia="ko-KR"/>
+        </w:rPr>
+        <w:t xml:space="preserve">            </w:t>
+      </w:r>
+      <w:r>
+        <w:rPr>
+          <w:rFonts w:ascii="Spectral" w:hAnsi="Spectral" w:cs="Spectral"/>
+          <w:b/>
+          <w:bCs/>
+          <w:sz w:val="22"/>
+          <w:szCs w:val="22"/>
+          <w:lang w:eastAsia="ko-KR"/>
+        </w:rPr>
+        <w:t>Aug 2022 – May 2024</w:t>
       </w:r>
     </w:p>
     <w:p>
@@ -929,21 +1278,79 @@
           <w:numId w:val="3"/>
         </w:numPr>
         <w:rPr>
+          <w:rFonts w:ascii="Spectral" w:hAnsi="Spectral" w:cs="Spectral"/>
+          <w:sz w:val="21"/>
+          <w:szCs w:val="21"/>
+          <w:lang w:eastAsia="ko-KR"/>
+        </w:rPr>
+      </w:pPr>
+      <w:r>
+        <w:rPr>
+          <w:rFonts w:ascii="Spectral" w:hAnsi="Spectral" w:cs="Spectral"/>
+          <w:sz w:val="21"/>
+          <w:szCs w:val="21"/>
+          <w:lang w:eastAsia="ko-KR"/>
+        </w:rPr>
+        <w:t>Coordinated with personnel across multiple units to support clear communication and effective execution during field operations.</w:t>
+      </w:r>
+    </w:p>
+    <w:p>
+      <w:pPr>
+        <w:pStyle w:val="a7"/>
+        <w:numPr>
+          <w:ilvl w:val="0"/>
+          <w:numId w:val="3"/>
+        </w:numPr>
+        <w:rPr>
+          <w:rFonts w:ascii="Spectral" w:hAnsi="Spectral" w:cs="Spectral"/>
+          <w:sz w:val="21"/>
+          <w:szCs w:val="21"/>
+          <w:lang w:eastAsia="ko-KR"/>
+        </w:rPr>
+      </w:pPr>
+      <w:r>
+        <w:rPr>
+          <w:rFonts w:ascii="Spectral" w:hAnsi="Spectral" w:cs="Spectral"/>
+          <w:sz w:val="21"/>
+          <w:szCs w:val="21"/>
+          <w:lang w:eastAsia="ko-KR"/>
+        </w:rPr>
+        <w:t>Maintained and operated mission-critical communication equipment and tactical vehicles, requiring consistent attention to detail and reliability.</w:t>
+      </w:r>
+    </w:p>
+    <w:p>
+      <w:pPr>
+        <w:pStyle w:val="a7"/>
+        <w:numPr>
+          <w:ilvl w:val="0"/>
+          <w:numId w:val="3"/>
+        </w:numPr>
+        <w:rPr>
+          <w:rFonts w:ascii="Spectral" w:hAnsi="Spectral" w:cs="Spectral"/>
+          <w:sz w:val="21"/>
+          <w:szCs w:val="21"/>
+          <w:lang w:eastAsia="ko-KR"/>
+        </w:rPr>
+      </w:pPr>
+      <w:r>
+        <w:rPr>
+          <w:rFonts w:ascii="Spectral" w:hAnsi="Spectral" w:cs="Spectral"/>
+          <w:sz w:val="21"/>
+          <w:szCs w:val="21"/>
+          <w:lang w:eastAsia="ko-KR"/>
+        </w:rPr>
+        <w:t>Completed 21 months of military service in a high-pressure environment, demonstrating discipline, adaptability, and the ability to work independently.</w:t>
+      </w:r>
+    </w:p>
+    <w:p>
+      <w:pPr>
+        <w:rPr>
           <w:rFonts w:ascii="Spectral" w:hAnsi="Spectral" w:cs="Spectral" w:hint="eastAsia"/>
           <w:sz w:val="20"/>
           <w:szCs w:val="20"/>
           <w:lang w:eastAsia="ko-KR"/>
         </w:rPr>
       </w:pPr>
-      <w:r>
-        <w:rPr>
-          <w:rFonts w:ascii="Spectral" w:hAnsi="Spectral" w:cs="Spectral"/>
-          <w:sz w:val="20"/>
-          <w:szCs w:val="20"/>
-          <w:lang w:eastAsia="ko-KR"/>
-        </w:rPr>
-        <w:t>Coordinated with diverse units to facilitate seamless communication and tactical execution during field exercises.</w:t>
-      </w:r>
     </w:p>
     <w:p>
       <w:pPr>
@@ -951,20 +1358,24 @@
           <w:bottom w:val="single" w:sz="6" w:space="1" w:color="000000"/>
         </w:pBdr>
         <w:rPr>
-          <w:rFonts w:ascii="Spectral" w:eastAsia="Spectral" w:hAnsi="Spectral" w:cs="Spectral"/>
-          <w:sz w:val="22"/>
-          <w:szCs w:val="22"/>
-        </w:rPr>
-      </w:pPr>
-      <w:r>
-        <w:rPr>
-          <w:rFonts w:ascii="Spectral" w:eastAsia="Spectral" w:hAnsi="Spectral" w:cs="Spectral"/>
-          <w:b/>
-          <w:smallCaps/>
-          <w:sz w:val="22"/>
-          <w:szCs w:val="22"/>
-        </w:rPr>
-        <w:t>PROJECTS</w:t>
+          <w:rFonts w:ascii="Spectral" w:eastAsia="Spectral" w:hAnsi="Spectral" w:cs="Spectral" w:hint="eastAsia"/>
+          <w:b/>
+          <w:bCs/>
+          <w:sz w:val="22"/>
+          <w:szCs w:val="22"/>
+          <w:lang w:eastAsia="ko-KR"/>
+        </w:rPr>
+      </w:pPr>
+      <w:r>
+        <w:rPr>
+          <w:rFonts w:ascii="Spectral" w:eastAsia="Spectral" w:hAnsi="Spectral" w:cs="Spectral"/>
+          <w:b/>
+          <w:bCs/>
+          <w:sz w:val="22"/>
+          <w:szCs w:val="22"/>
+          <w:lang w:eastAsia="ko-KR"/>
+        </w:rPr>
+        <w:t>PROJECT &amp; LEADERSHIP EXPERIENCE</w:t>
       </w:r>
     </w:p>
     <w:p>
@@ -978,12 +1389,10 @@
     </w:p>
     <w:p>
       <w:pPr>
-        <w:tabs>
-          <w:tab w:val="left" w:pos="1134"/>
-          <w:tab w:val="right" w:pos="10503"/>
-        </w:tabs>
-        <w:rPr>
-          <w:rFonts w:ascii="Spectral" w:hAnsi="Spectral" w:cs="Spectral" w:hint="eastAsia"/>
+        <w:rPr>
+          <w:rFonts w:ascii="Spectral" w:hAnsi="Spectral" w:cs="Spectral"/>
+          <w:b/>
+          <w:bCs/>
           <w:sz w:val="22"/>
           <w:szCs w:val="22"/>
           <w:lang w:eastAsia="ko-KR"/>
@@ -992,8 +1401,9 @@
       <w:proofErr w:type="spellStart"/>
       <w:r>
         <w:rPr>
-          <w:rFonts w:ascii="Spectral" w:hAnsi="Spectral" w:cs="Spectral" w:hint="eastAsia"/>
-          <w:b/>
+          <w:rFonts w:ascii="Spectral" w:hAnsi="Spectral" w:cs="Spectral"/>
+          <w:b/>
+          <w:bCs/>
           <w:sz w:val="22"/>
           <w:szCs w:val="22"/>
           <w:lang w:eastAsia="ko-KR"/>
@@ -1003,40 +1413,34 @@
       <w:proofErr w:type="spellEnd"/>
       <w:r>
         <w:rPr>
-          <w:rFonts w:ascii="Spectral" w:hAnsi="Spectral" w:cs="Spectral" w:hint="eastAsia"/>
-          <w:b/>
-          <w:sz w:val="22"/>
-          <w:szCs w:val="22"/>
-          <w:lang w:eastAsia="ko-KR"/>
-        </w:rPr>
-        <w:t xml:space="preserve"> Tactics</w:t>
-      </w:r>
-      <w:r>
-        <w:rPr>
-          <w:rFonts w:ascii="Spectral" w:eastAsia="Spectral" w:hAnsi="Spectral" w:cs="Spectral"/>
-          <w:b/>
-          <w:smallCaps/>
-          <w:sz w:val="23"/>
-          <w:szCs w:val="23"/>
-        </w:rPr>
-        <w:t xml:space="preserve">| </w:t>
-      </w:r>
-      <w:r>
-        <w:rPr>
-          <w:rFonts w:ascii="Spectral" w:hAnsi="Spectral" w:cs="Spectral" w:hint="eastAsia"/>
-          <w:b/>
-          <w:sz w:val="22"/>
-          <w:szCs w:val="22"/>
-          <w:lang w:eastAsia="ko-KR"/>
-        </w:rPr>
-        <w:t>Producer</w:t>
-      </w:r>
-      <w:r>
-        <w:rPr>
-          <w:rFonts w:ascii="Spectral" w:eastAsia="Spectral" w:hAnsi="Spectral" w:cs="Spectral"/>
-          <w:b/>
-          <w:sz w:val="22"/>
-          <w:szCs w:val="22"/>
+          <w:rFonts w:ascii="Spectral" w:hAnsi="Spectral" w:cs="Spectral"/>
+          <w:b/>
+          <w:bCs/>
+          <w:sz w:val="22"/>
+          <w:szCs w:val="22"/>
+          <w:lang w:eastAsia="ko-KR"/>
+        </w:rPr>
+        <w:t xml:space="preserve"> Tactics | Producer, Team Lead &amp; Engine/Graphics Engineer</w:t>
+      </w:r>
+      <w:r>
+        <w:rPr>
+          <w:rFonts w:ascii="Spectral" w:hAnsi="Spectral" w:cs="Spectral" w:hint="eastAsia"/>
+          <w:b/>
+          <w:bCs/>
+          <w:sz w:val="22"/>
+          <w:szCs w:val="22"/>
+          <w:lang w:eastAsia="ko-KR"/>
+        </w:rPr>
+        <w:t xml:space="preserve">                     </w:t>
+      </w:r>
+      <w:r>
+        <w:rPr>
+          <w:rFonts w:ascii="Spectral" w:hAnsi="Spectral" w:cs="Spectral"/>
+          <w:b/>
+          <w:bCs/>
+          <w:sz w:val="22"/>
+          <w:szCs w:val="22"/>
+          <w:lang w:eastAsia="ko-KR"/>
         </w:rPr>
         <w:t xml:space="preserve"> </w:t>
       </w:r>
@@ -1044,284 +1448,67 @@
         <w:rPr>
           <w:rFonts w:ascii="Spectral" w:hAnsi="Spectral" w:cs="Spectral" w:hint="eastAsia"/>
           <w:b/>
-          <w:sz w:val="22"/>
-          <w:szCs w:val="22"/>
-          <w:lang w:eastAsia="ko-KR"/>
-        </w:rPr>
-        <w:t>&amp; Engine</w:t>
-      </w:r>
-      <w:r>
-        <w:rPr>
-          <w:rFonts w:ascii="Spectral" w:hAnsi="Spectral" w:cs="Spectral" w:hint="eastAsia"/>
-          <w:b/>
-          <w:sz w:val="22"/>
-          <w:szCs w:val="22"/>
-          <w:lang w:eastAsia="ko-KR"/>
-        </w:rPr>
-        <w:t>/Graphics</w:t>
-      </w:r>
-      <w:r>
-        <w:rPr>
-          <w:rFonts w:ascii="Spectral" w:hAnsi="Spectral" w:cs="Spectral" w:hint="eastAsia"/>
-          <w:b/>
-          <w:sz w:val="22"/>
-          <w:szCs w:val="22"/>
-          <w:lang w:eastAsia="ko-KR"/>
-        </w:rPr>
-        <w:t xml:space="preserve"> Engineer</w:t>
-      </w:r>
-      <w:r>
-        <w:rPr>
-          <w:rFonts w:ascii="Spectral" w:eastAsia="Spectral" w:hAnsi="Spectral" w:cs="Spectral"/>
-          <w:b/>
-          <w:sz w:val="22"/>
-          <w:szCs w:val="22"/>
-        </w:rPr>
-        <w:t xml:space="preserve">                                                                   </w:t>
-      </w:r>
-      <w:proofErr w:type="gramStart"/>
-      <w:r>
-        <w:rPr>
-          <w:rFonts w:ascii="Spectral" w:eastAsia="Spectral" w:hAnsi="Spectral" w:cs="Spectral"/>
-          <w:b/>
-          <w:smallCaps/>
-          <w:sz w:val="20"/>
-          <w:szCs w:val="20"/>
+          <w:bCs/>
+          <w:sz w:val="22"/>
+          <w:szCs w:val="22"/>
+          <w:lang w:eastAsia="ko-KR"/>
+        </w:rPr>
+        <w:t xml:space="preserve">  </w:t>
+      </w:r>
+      <w:r>
+        <w:rPr>
+          <w:rFonts w:ascii="Spectral" w:hAnsi="Spectral" w:cs="Spectral"/>
+          <w:b/>
+          <w:bCs/>
+          <w:sz w:val="22"/>
+          <w:szCs w:val="22"/>
+          <w:lang w:eastAsia="ko-KR"/>
         </w:rPr>
         <w:tab/>
-        <w:t xml:space="preserve">  </w:t>
-      </w:r>
-      <w:r>
-        <w:rPr>
-          <w:rFonts w:ascii="Spectral" w:hAnsi="Spectral" w:cs="Spectral" w:hint="eastAsia"/>
-          <w:b/>
-          <w:sz w:val="22"/>
-          <w:szCs w:val="22"/>
-          <w:lang w:eastAsia="ko-KR"/>
-        </w:rPr>
-        <w:t>Sept</w:t>
-      </w:r>
-      <w:proofErr w:type="gramEnd"/>
-      <w:r>
-        <w:rPr>
-          <w:rFonts w:ascii="Spectral" w:hAnsi="Spectral" w:cs="Spectral" w:hint="eastAsia"/>
-          <w:b/>
-          <w:sz w:val="22"/>
-          <w:szCs w:val="22"/>
-          <w:lang w:eastAsia="ko-KR"/>
-        </w:rPr>
-        <w:t xml:space="preserve"> 20</w:t>
-      </w:r>
-      <w:r>
-        <w:rPr>
-          <w:rFonts w:ascii="Spectral" w:hAnsi="Spectral" w:cs="Spectral" w:hint="eastAsia"/>
-          <w:b/>
-          <w:sz w:val="22"/>
-          <w:szCs w:val="22"/>
-          <w:lang w:eastAsia="ko-KR"/>
-        </w:rPr>
-        <w:t xml:space="preserve">25 </w:t>
-      </w:r>
-      <w:r>
-        <w:rPr>
-          <w:rFonts w:ascii="Spectral" w:hAnsi="Spectral" w:cs="Spectral"/>
-          <w:b/>
-          <w:sz w:val="22"/>
-          <w:szCs w:val="22"/>
-          <w:lang w:eastAsia="ko-KR"/>
-        </w:rPr>
-        <w:t>–</w:t>
-      </w:r>
-      <w:r>
-        <w:rPr>
-          <w:rFonts w:ascii="Spectral" w:hAnsi="Spectral" w:cs="Spectral" w:hint="eastAsia"/>
-          <w:b/>
-          <w:sz w:val="22"/>
-          <w:szCs w:val="22"/>
-          <w:lang w:eastAsia="ko-KR"/>
-        </w:rPr>
-        <w:t xml:space="preserve"> June</w:t>
-      </w:r>
-      <w:r>
-        <w:rPr>
-          <w:rFonts w:ascii="Spectral" w:hAnsi="Spectral" w:cs="Spectral" w:hint="eastAsia"/>
-          <w:b/>
-          <w:sz w:val="22"/>
-          <w:szCs w:val="22"/>
-          <w:lang w:eastAsia="ko-KR"/>
-        </w:rPr>
-        <w:t xml:space="preserve"> 20</w:t>
-      </w:r>
-      <w:r>
-        <w:rPr>
-          <w:rFonts w:ascii="Spectral" w:hAnsi="Spectral" w:cs="Spectral" w:hint="eastAsia"/>
-          <w:b/>
-          <w:sz w:val="22"/>
-          <w:szCs w:val="22"/>
-          <w:lang w:eastAsia="ko-KR"/>
-        </w:rPr>
-        <w:t>26</w:t>
-      </w:r>
-    </w:p>
-    <w:p>
-      <w:pPr>
-        <w:numPr>
-          <w:ilvl w:val="0"/>
-          <w:numId w:val="1"/>
-        </w:numPr>
-        <w:rPr>
-          <w:rFonts w:ascii="Spectral" w:eastAsia="Spectral" w:hAnsi="Spectral" w:cs="Spectral"/>
-          <w:sz w:val="20"/>
-          <w:szCs w:val="20"/>
-        </w:rPr>
-      </w:pPr>
-      <w:r>
-        <w:rPr>
-          <w:rFonts w:ascii="Spectral" w:hAnsi="Spectral" w:cs="Spectral"/>
-          <w:sz w:val="20"/>
-          <w:szCs w:val="20"/>
-          <w:lang w:eastAsia="ko-KR"/>
-        </w:rPr>
-        <w:t xml:space="preserve">Collaborated in a team of 5 to develop a </w:t>
-      </w:r>
-      <w:r>
-        <w:rPr>
-          <w:rFonts w:ascii="Spectral" w:hAnsi="Spectral" w:cs="Spectral"/>
-          <w:b/>
-          <w:bCs/>
-          <w:sz w:val="20"/>
-          <w:szCs w:val="20"/>
-          <w:lang w:eastAsia="ko-KR"/>
-        </w:rPr>
-        <w:t>2D tactical RPG engine</w:t>
-      </w:r>
-      <w:r>
-        <w:rPr>
-          <w:rFonts w:ascii="Spectral" w:hAnsi="Spectral" w:cs="Spectral"/>
-          <w:sz w:val="20"/>
-          <w:szCs w:val="20"/>
-          <w:lang w:eastAsia="ko-KR"/>
-        </w:rPr>
-        <w:t xml:space="preserve"> from scratch using </w:t>
-      </w:r>
-      <w:r>
-        <w:rPr>
-          <w:rFonts w:ascii="Spectral" w:hAnsi="Spectral" w:cs="Spectral"/>
-          <w:b/>
-          <w:bCs/>
-          <w:sz w:val="20"/>
-          <w:szCs w:val="20"/>
-          <w:lang w:eastAsia="ko-KR"/>
-        </w:rPr>
-        <w:t>C++</w:t>
-      </w:r>
-      <w:r>
-        <w:rPr>
-          <w:rFonts w:ascii="Spectral" w:hAnsi="Spectral" w:cs="Spectral"/>
-          <w:sz w:val="20"/>
-          <w:szCs w:val="20"/>
-          <w:lang w:eastAsia="ko-KR"/>
-        </w:rPr>
-        <w:t>.</w:t>
-      </w:r>
-    </w:p>
-    <w:p>
-      <w:pPr>
-        <w:numPr>
-          <w:ilvl w:val="0"/>
-          <w:numId w:val="1"/>
-        </w:numPr>
-        <w:rPr>
-          <w:rFonts w:ascii="Spectral" w:eastAsia="Spectral" w:hAnsi="Spectral" w:cs="Spectral"/>
-          <w:sz w:val="20"/>
-          <w:szCs w:val="20"/>
-        </w:rPr>
-      </w:pPr>
-      <w:r>
-        <w:rPr>
-          <w:rFonts w:ascii="Spectral" w:hAnsi="Spectral" w:cs="Spectral"/>
-          <w:sz w:val="20"/>
-          <w:szCs w:val="20"/>
-          <w:lang w:eastAsia="ko-KR"/>
-        </w:rPr>
-        <w:t xml:space="preserve">Served as </w:t>
-      </w:r>
-      <w:r>
-        <w:rPr>
-          <w:rFonts w:ascii="Spectral" w:hAnsi="Spectral" w:cs="Spectral"/>
-          <w:b/>
-          <w:bCs/>
-          <w:sz w:val="20"/>
-          <w:szCs w:val="20"/>
-          <w:lang w:eastAsia="ko-KR"/>
-        </w:rPr>
-        <w:t>Producer</w:t>
-      </w:r>
-      <w:r>
-        <w:rPr>
-          <w:rFonts w:ascii="Spectral" w:hAnsi="Spectral" w:cs="Spectral"/>
-          <w:sz w:val="20"/>
-          <w:szCs w:val="20"/>
-          <w:lang w:eastAsia="ko-KR"/>
-        </w:rPr>
-        <w:t>, managing project milestones, scheduling tasks, and coordinating cross-functional team efforts to ensure timely delivery.</w:t>
-      </w:r>
-    </w:p>
-    <w:p>
-      <w:pPr>
-        <w:numPr>
-          <w:ilvl w:val="0"/>
-          <w:numId w:val="1"/>
-        </w:numPr>
-        <w:rPr>
-          <w:rFonts w:ascii="Spectral" w:eastAsia="Spectral" w:hAnsi="Spectral" w:cs="Spectral"/>
-          <w:sz w:val="20"/>
-          <w:szCs w:val="20"/>
-        </w:rPr>
-      </w:pPr>
-      <w:r>
-        <w:rPr>
-          <w:rFonts w:ascii="Spectral" w:eastAsia="Spectral" w:hAnsi="Spectral" w:cs="Spectral"/>
-          <w:sz w:val="20"/>
-          <w:szCs w:val="20"/>
-        </w:rPr>
-        <w:t xml:space="preserve">Architected a custom engine utilizing </w:t>
-      </w:r>
-      <w:r>
-        <w:rPr>
-          <w:rFonts w:ascii="Spectral" w:eastAsia="Spectral" w:hAnsi="Spectral" w:cs="Spectral"/>
-          <w:b/>
-          <w:bCs/>
-          <w:sz w:val="20"/>
-          <w:szCs w:val="20"/>
-        </w:rPr>
-        <w:t>Entity Component System (ECS)</w:t>
-      </w:r>
-      <w:r>
-        <w:rPr>
-          <w:rFonts w:ascii="Spectral" w:eastAsia="Spectral" w:hAnsi="Spectral" w:cs="Spectral"/>
-          <w:sz w:val="20"/>
-          <w:szCs w:val="20"/>
-        </w:rPr>
-        <w:t xml:space="preserve"> and </w:t>
-      </w:r>
-      <w:r>
-        <w:rPr>
-          <w:rFonts w:ascii="Spectral" w:eastAsia="Spectral" w:hAnsi="Spectral" w:cs="Spectral"/>
-          <w:b/>
-          <w:bCs/>
-          <w:sz w:val="20"/>
-          <w:szCs w:val="20"/>
-        </w:rPr>
-        <w:t>Singleton</w:t>
-      </w:r>
-      <w:r>
-        <w:rPr>
-          <w:rFonts w:ascii="Spectral" w:eastAsia="Spectral" w:hAnsi="Spectral" w:cs="Spectral"/>
-          <w:sz w:val="20"/>
-          <w:szCs w:val="20"/>
-        </w:rPr>
-        <w:t xml:space="preserve"> patterns to ensure high-performance, data-oriented design.</w:t>
+      </w:r>
+      <w:r>
+        <w:rPr>
+          <w:rFonts w:ascii="Spectral" w:hAnsi="Spectral" w:cs="Spectral" w:hint="eastAsia"/>
+          <w:b/>
+          <w:bCs/>
+          <w:sz w:val="22"/>
+          <w:szCs w:val="22"/>
+          <w:lang w:eastAsia="ko-KR"/>
+        </w:rPr>
+        <w:t xml:space="preserve"> </w:t>
+      </w:r>
+      <w:r>
+        <w:rPr>
+          <w:rFonts w:ascii="Spectral" w:hAnsi="Spectral" w:cs="Spectral" w:hint="eastAsia"/>
+          <w:b/>
+          <w:bCs/>
+          <w:sz w:val="22"/>
+          <w:szCs w:val="22"/>
+          <w:lang w:eastAsia="ko-KR"/>
+        </w:rPr>
+        <w:t xml:space="preserve">          </w:t>
+      </w:r>
+      <w:r>
+        <w:rPr>
+          <w:rFonts w:ascii="Spectral" w:hAnsi="Spectral" w:cs="Spectral" w:hint="eastAsia"/>
+          <w:b/>
+          <w:bCs/>
+          <w:sz w:val="22"/>
+          <w:szCs w:val="22"/>
+          <w:lang w:eastAsia="ko-KR"/>
+        </w:rPr>
+        <w:t xml:space="preserve">           </w:t>
+      </w:r>
+      <w:r>
+        <w:rPr>
+          <w:rFonts w:ascii="Spectral" w:hAnsi="Spectral" w:cs="Spectral"/>
+          <w:b/>
+          <w:bCs/>
+          <w:sz w:val="22"/>
+          <w:szCs w:val="22"/>
+          <w:lang w:eastAsia="ko-KR"/>
+        </w:rPr>
+        <w:t>Sept 2025 – June 2026</w:t>
       </w:r>
     </w:p>
     <w:p>
@@ -1329,279 +1516,356 @@
         <w:pStyle w:val="a7"/>
         <w:numPr>
           <w:ilvl w:val="0"/>
-          <w:numId w:val="1"/>
+          <w:numId w:val="3"/>
         </w:numPr>
         <w:rPr>
           <w:rFonts w:ascii="Spectral" w:hAnsi="Spectral" w:cs="Spectral"/>
-          <w:sz w:val="20"/>
-          <w:szCs w:val="20"/>
-          <w:lang w:eastAsia="ko-KR"/>
-        </w:rPr>
-      </w:pPr>
-      <w:r>
-        <w:rPr>
-          <w:rFonts w:ascii="Spectral" w:eastAsia="Spectral" w:hAnsi="Spectral" w:cs="Spectral"/>
-          <w:sz w:val="20"/>
-          <w:szCs w:val="20"/>
-        </w:rPr>
-        <w:t xml:space="preserve">Engineered a </w:t>
-      </w:r>
-      <w:r>
-        <w:rPr>
-          <w:rFonts w:ascii="Spectral" w:eastAsia="Spectral" w:hAnsi="Spectral" w:cs="Spectral"/>
-          <w:b/>
-          <w:bCs/>
-          <w:sz w:val="20"/>
-          <w:szCs w:val="20"/>
-        </w:rPr>
-        <w:t>2D graphics rendering pipeline</w:t>
-      </w:r>
-      <w:r>
-        <w:rPr>
-          <w:rFonts w:ascii="Spectral" w:eastAsia="Spectral" w:hAnsi="Spectral" w:cs="Spectral"/>
-          <w:sz w:val="20"/>
-          <w:szCs w:val="20"/>
-        </w:rPr>
-        <w:t xml:space="preserve"> using </w:t>
-      </w:r>
-      <w:r>
-        <w:rPr>
-          <w:rFonts w:ascii="Spectral" w:eastAsia="Spectral" w:hAnsi="Spectral" w:cs="Spectral"/>
-          <w:b/>
-          <w:bCs/>
-          <w:sz w:val="20"/>
-          <w:szCs w:val="20"/>
-        </w:rPr>
-        <w:t>OpenGL</w:t>
-      </w:r>
-      <w:r>
-        <w:rPr>
-          <w:rFonts w:ascii="Spectral" w:eastAsia="Spectral" w:hAnsi="Spectral" w:cs="Spectral"/>
-          <w:sz w:val="20"/>
-          <w:szCs w:val="20"/>
-        </w:rPr>
-        <w:t>, implementing efficient sprite batching and spatial transformations.</w:t>
+          <w:sz w:val="21"/>
+          <w:szCs w:val="21"/>
+          <w:lang w:eastAsia="ko-KR"/>
+        </w:rPr>
+      </w:pPr>
+      <w:r>
+        <w:rPr>
+          <w:rFonts w:ascii="Spectral" w:hAnsi="Spectral" w:cs="Spectral"/>
+          <w:sz w:val="21"/>
+          <w:szCs w:val="21"/>
+          <w:lang w:eastAsia="ko-KR"/>
+        </w:rPr>
+        <w:t>Led a five-person team through a year-long game development project, coordinating milestones, task assignments, and collaboration between design and engineering.</w:t>
       </w:r>
     </w:p>
     <w:p>
       <w:pPr>
-        <w:ind w:left="720"/>
-        <w:rPr>
-          <w:rFonts w:ascii="Spectral" w:eastAsia="Spectral" w:hAnsi="Spectral" w:cs="Spectral" w:hint="eastAsia"/>
-          <w:sz w:val="20"/>
-          <w:szCs w:val="20"/>
-        </w:rPr>
-      </w:pPr>
+        <w:pStyle w:val="a7"/>
+        <w:numPr>
+          <w:ilvl w:val="0"/>
+          <w:numId w:val="3"/>
+        </w:numPr>
+        <w:rPr>
+          <w:rFonts w:ascii="Spectral" w:hAnsi="Spectral" w:cs="Spectral"/>
+          <w:sz w:val="21"/>
+          <w:szCs w:val="21"/>
+          <w:lang w:eastAsia="ko-KR"/>
+        </w:rPr>
+      </w:pPr>
+      <w:r>
+        <w:rPr>
+          <w:rFonts w:ascii="Spectral" w:hAnsi="Spectral" w:cs="Spectral"/>
+          <w:sz w:val="21"/>
+          <w:szCs w:val="21"/>
+          <w:lang w:eastAsia="ko-KR"/>
+        </w:rPr>
+        <w:t>Applied lessons from prior leadership experience to establish clear expectations for respectful, constructive communication and effective teamwork.</w:t>
+      </w:r>
     </w:p>
     <w:p>
       <w:pPr>
-        <w:rPr>
-          <w:rFonts w:ascii="Spectral" w:hAnsi="Spectral" w:cs="Spectral" w:hint="eastAsia"/>
-          <w:sz w:val="20"/>
-          <w:szCs w:val="20"/>
-          <w:lang w:eastAsia="ko-KR"/>
-        </w:rPr>
-      </w:pPr>
+        <w:pStyle w:val="a7"/>
+        <w:numPr>
+          <w:ilvl w:val="0"/>
+          <w:numId w:val="3"/>
+        </w:numPr>
+        <w:rPr>
+          <w:rFonts w:ascii="Spectral" w:eastAsia="Spectral" w:hAnsi="Spectral" w:cs="Spectral"/>
+          <w:sz w:val="21"/>
+          <w:szCs w:val="21"/>
+        </w:rPr>
+      </w:pPr>
+      <w:r>
+        <w:rPr>
+          <w:rFonts w:ascii="Spectral" w:eastAsia="Spectral" w:hAnsi="Spectral" w:cs="Spectral"/>
+          <w:sz w:val="21"/>
+          <w:szCs w:val="21"/>
+        </w:rPr>
+        <w:t>Supported team members through technical challenges by explaining concepts, discussing implementation approaches, and helping identify practical solutions.</w:t>
+      </w:r>
     </w:p>
     <w:p>
       <w:pPr>
-        <w:pBdr>
-          <w:bottom w:val="single" w:sz="6" w:space="1" w:color="000000"/>
-        </w:pBdr>
-        <w:rPr>
-          <w:rFonts w:ascii="Spectral" w:eastAsia="Spectral" w:hAnsi="Spectral" w:cs="Spectral"/>
-          <w:sz w:val="22"/>
-          <w:szCs w:val="22"/>
-        </w:rPr>
-      </w:pPr>
-      <w:r>
-        <w:rPr>
-          <w:rFonts w:ascii="Spectral" w:eastAsia="Spectral" w:hAnsi="Spectral" w:cs="Spectral"/>
-          <w:b/>
-          <w:smallCaps/>
-          <w:sz w:val="22"/>
-          <w:szCs w:val="22"/>
-        </w:rPr>
-        <w:t xml:space="preserve">LEADERSHIP EXPERIENCE </w:t>
+        <w:pStyle w:val="a7"/>
+        <w:numPr>
+          <w:ilvl w:val="0"/>
+          <w:numId w:val="3"/>
+        </w:numPr>
+        <w:rPr>
+          <w:rFonts w:ascii="Spectral" w:hAnsi="Spectral" w:cs="Spectral"/>
+          <w:b/>
+          <w:bCs/>
+          <w:sz w:val="21"/>
+          <w:szCs w:val="21"/>
+          <w:lang w:eastAsia="ko-KR"/>
+        </w:rPr>
+      </w:pPr>
+      <w:r>
+        <w:rPr>
+          <w:rFonts w:ascii="Spectral" w:eastAsia="Spectral" w:hAnsi="Spectral" w:cs="Spectral"/>
+          <w:sz w:val="21"/>
+          <w:szCs w:val="21"/>
+        </w:rPr>
+        <w:t xml:space="preserve">Independently ported the team’s custom C++ engine from </w:t>
+      </w:r>
+      <w:proofErr w:type="spellStart"/>
+      <w:r>
+        <w:rPr>
+          <w:rFonts w:ascii="Spectral" w:eastAsia="Spectral" w:hAnsi="Spectral" w:cs="Spectral"/>
+          <w:sz w:val="21"/>
+          <w:szCs w:val="21"/>
+        </w:rPr>
+        <w:t>Raylib</w:t>
+      </w:r>
+      <w:proofErr w:type="spellEnd"/>
+      <w:r>
+        <w:rPr>
+          <w:rFonts w:ascii="Spectral" w:eastAsia="Spectral" w:hAnsi="Spectral" w:cs="Spectral"/>
+          <w:sz w:val="21"/>
+          <w:szCs w:val="21"/>
+        </w:rPr>
+        <w:t xml:space="preserve"> to OpenGL, removing its </w:t>
+      </w:r>
+      <w:proofErr w:type="spellStart"/>
+      <w:r>
+        <w:rPr>
+          <w:rFonts w:ascii="Spectral" w:eastAsia="Spectral" w:hAnsi="Spectral" w:cs="Spectral"/>
+          <w:sz w:val="21"/>
+          <w:szCs w:val="21"/>
+        </w:rPr>
+        <w:t>Raylib</w:t>
+      </w:r>
+      <w:proofErr w:type="spellEnd"/>
+      <w:r>
+        <w:rPr>
+          <w:rFonts w:ascii="Spectral" w:eastAsia="Spectral" w:hAnsi="Spectral" w:cs="Spectral"/>
+          <w:sz w:val="21"/>
+          <w:szCs w:val="21"/>
+        </w:rPr>
+        <w:t xml:space="preserve"> dependency and rebuilding core rendering functionality.</w:t>
       </w:r>
     </w:p>
     <w:p>
       <w:pPr>
         <w:rPr>
-          <w:rFonts w:ascii="Spectral" w:eastAsia="Spectral" w:hAnsi="Spectral" w:cs="Spectral"/>
-          <w:sz w:val="8"/>
-          <w:szCs w:val="8"/>
+          <w:rFonts w:ascii="Spectral" w:hAnsi="Spectral" w:cs="Spectral" w:hint="eastAsia"/>
+          <w:b/>
+          <w:bCs/>
+          <w:sz w:val="22"/>
+          <w:szCs w:val="22"/>
+          <w:lang w:eastAsia="ko-KR"/>
         </w:rPr>
       </w:pPr>
     </w:p>
     <w:p>
       <w:pPr>
-        <w:tabs>
-          <w:tab w:val="left" w:pos="1134"/>
-          <w:tab w:val="right" w:pos="10503"/>
-        </w:tabs>
-        <w:rPr>
-          <w:rFonts w:ascii="Spectral" w:eastAsia="Spectral" w:hAnsi="Spectral" w:cs="Spectral"/>
-          <w:sz w:val="20"/>
-          <w:szCs w:val="20"/>
-        </w:rPr>
-      </w:pPr>
-      <w:r>
-        <w:rPr>
-          <w:rFonts w:ascii="Spectral" w:eastAsia="Spectral" w:hAnsi="Spectral" w:cs="Spectral"/>
-          <w:b/>
-          <w:sz w:val="22"/>
-          <w:szCs w:val="22"/>
-        </w:rPr>
-        <w:t xml:space="preserve">DigiPen Institute of Technology </w:t>
-      </w:r>
-      <w:r>
-        <w:rPr>
-          <w:rFonts w:ascii="Spectral" w:eastAsia="Spectral" w:hAnsi="Spectral" w:cs="Spectral"/>
-          <w:b/>
-          <w:smallCaps/>
-          <w:sz w:val="23"/>
-          <w:szCs w:val="23"/>
-        </w:rPr>
-        <w:t xml:space="preserve">| </w:t>
-      </w:r>
-      <w:r>
-        <w:rPr>
-          <w:rFonts w:ascii="Spectral" w:hAnsi="Spectral" w:cs="Spectral" w:hint="eastAsia"/>
-          <w:b/>
-          <w:sz w:val="22"/>
-          <w:szCs w:val="22"/>
-          <w:lang w:eastAsia="ko-KR"/>
-        </w:rPr>
-        <w:t>Team Lead</w:t>
-      </w:r>
-      <w:r>
-        <w:rPr>
-          <w:rFonts w:ascii="Spectral" w:eastAsia="Spectral" w:hAnsi="Spectral" w:cs="Spectral"/>
-          <w:b/>
-          <w:sz w:val="22"/>
-          <w:szCs w:val="22"/>
-        </w:rPr>
-        <w:t xml:space="preserve"> </w:t>
-      </w:r>
-      <w:r>
-        <w:rPr>
-          <w:rFonts w:ascii="Spectral" w:eastAsia="Spectral" w:hAnsi="Spectral" w:cs="Spectral"/>
-          <w:b/>
-          <w:smallCaps/>
-          <w:sz w:val="23"/>
-          <w:szCs w:val="23"/>
-        </w:rPr>
-        <w:t xml:space="preserve">| </w:t>
-      </w:r>
-      <w:r>
-        <w:rPr>
-          <w:rFonts w:ascii="Spectral" w:hAnsi="Spectral" w:cs="Spectral" w:hint="eastAsia"/>
-          <w:b/>
-          <w:sz w:val="22"/>
-          <w:szCs w:val="22"/>
-          <w:lang w:eastAsia="ko-KR"/>
-        </w:rPr>
-        <w:t>Daegu, Korea</w:t>
-      </w:r>
-      <w:r>
-        <w:rPr>
-          <w:rFonts w:ascii="Spectral" w:eastAsia="Spectral" w:hAnsi="Spectral" w:cs="Spectral"/>
-          <w:b/>
-          <w:sz w:val="22"/>
-          <w:szCs w:val="22"/>
-        </w:rPr>
-        <w:t xml:space="preserve">                                                    </w:t>
-      </w:r>
-      <w:r>
-        <w:rPr>
-          <w:rFonts w:ascii="Spectral" w:eastAsia="Spectral" w:hAnsi="Spectral" w:cs="Spectral"/>
-          <w:i/>
-          <w:sz w:val="18"/>
-          <w:szCs w:val="18"/>
-        </w:rPr>
-        <w:t xml:space="preserve">    </w:t>
+        <w:rPr>
+          <w:rFonts w:ascii="Spectral" w:hAnsi="Spectral" w:cs="Spectral" w:hint="eastAsia"/>
+          <w:b/>
+          <w:bCs/>
+          <w:sz w:val="22"/>
+          <w:szCs w:val="22"/>
+          <w:lang w:eastAsia="ko-KR"/>
+        </w:rPr>
+      </w:pPr>
+      <w:r>
+        <w:rPr>
+          <w:rFonts w:ascii="Spectral" w:hAnsi="Spectral" w:cs="Spectral"/>
+          <w:b/>
+          <w:bCs/>
+          <w:sz w:val="22"/>
+          <w:szCs w:val="22"/>
+          <w:lang w:eastAsia="ko-KR"/>
+        </w:rPr>
+        <w:t>Pleasure of Treasure | Producer &amp; Team Lead</w:t>
+      </w:r>
+      <w:r>
+        <w:rPr>
+          <w:rFonts w:ascii="Spectral" w:hAnsi="Spectral" w:cs="Spectral"/>
+          <w:b/>
+          <w:bCs/>
+          <w:sz w:val="22"/>
+          <w:szCs w:val="22"/>
+          <w:lang w:eastAsia="ko-KR"/>
+        </w:rPr>
+        <w:tab/>
+      </w:r>
+      <w:r>
+        <w:rPr>
+          <w:rFonts w:ascii="Spectral" w:hAnsi="Spectral" w:cs="Spectral"/>
+          <w:b/>
+          <w:bCs/>
+          <w:sz w:val="22"/>
+          <w:szCs w:val="22"/>
+          <w:lang w:eastAsia="ko-KR"/>
+        </w:rPr>
+        <w:tab/>
+      </w:r>
+      <w:r>
+        <w:rPr>
+          <w:rFonts w:ascii="Spectral" w:hAnsi="Spectral" w:cs="Spectral"/>
+          <w:b/>
+          <w:bCs/>
+          <w:sz w:val="22"/>
+          <w:szCs w:val="22"/>
+          <w:lang w:eastAsia="ko-KR"/>
+        </w:rPr>
+        <w:tab/>
+      </w:r>
+      <w:r>
+        <w:rPr>
+          <w:rFonts w:ascii="Spectral" w:hAnsi="Spectral" w:cs="Spectral"/>
+          <w:b/>
+          <w:bCs/>
+          <w:sz w:val="22"/>
+          <w:szCs w:val="22"/>
+          <w:lang w:eastAsia="ko-KR"/>
+        </w:rPr>
+        <w:tab/>
+      </w:r>
+      <w:r>
+        <w:rPr>
+          <w:rFonts w:ascii="Spectral" w:hAnsi="Spectral" w:cs="Spectral"/>
+          <w:b/>
+          <w:bCs/>
+          <w:sz w:val="22"/>
+          <w:szCs w:val="22"/>
+          <w:lang w:eastAsia="ko-KR"/>
+        </w:rPr>
+        <w:tab/>
+      </w:r>
+      <w:r>
+        <w:rPr>
+          <w:rFonts w:ascii="Spectral" w:hAnsi="Spectral" w:cs="Spectral"/>
+          <w:b/>
+          <w:bCs/>
+          <w:sz w:val="22"/>
+          <w:szCs w:val="22"/>
+          <w:lang w:eastAsia="ko-KR"/>
+        </w:rPr>
+        <w:tab/>
+      </w:r>
+      <w:r>
+        <w:rPr>
+          <w:rFonts w:ascii="Spectral" w:hAnsi="Spectral" w:cs="Spectral" w:hint="eastAsia"/>
+          <w:b/>
+          <w:bCs/>
+          <w:sz w:val="22"/>
+          <w:szCs w:val="22"/>
+          <w:lang w:eastAsia="ko-KR"/>
+        </w:rPr>
+        <w:t xml:space="preserve">           </w:t>
+      </w:r>
+      <w:r>
+        <w:rPr>
+          <w:rFonts w:ascii="Spectral" w:hAnsi="Spectral" w:cs="Spectral"/>
+          <w:b/>
+          <w:bCs/>
+          <w:sz w:val="22"/>
+          <w:szCs w:val="22"/>
+          <w:lang w:eastAsia="ko-KR"/>
+        </w:rPr>
+        <w:tab/>
+      </w:r>
+      <w:r>
+        <w:rPr>
+          <w:rFonts w:ascii="Spectral" w:hAnsi="Spectral" w:cs="Spectral"/>
+          <w:b/>
+          <w:bCs/>
+          <w:sz w:val="22"/>
+          <w:szCs w:val="22"/>
+          <w:lang w:eastAsia="ko-KR"/>
+        </w:rPr>
+        <w:tab/>
+      </w:r>
+      <w:r>
+        <w:rPr>
+          <w:rFonts w:ascii="Spectral" w:hAnsi="Spectral" w:cs="Spectral" w:hint="eastAsia"/>
+          <w:b/>
+          <w:bCs/>
+          <w:sz w:val="22"/>
+          <w:szCs w:val="22"/>
+          <w:lang w:eastAsia="ko-KR"/>
+        </w:rPr>
+        <w:t xml:space="preserve">                  </w:t>
+      </w:r>
+      <w:r>
+        <w:rPr>
+          <w:rFonts w:ascii="Spectral" w:hAnsi="Spectral" w:cs="Spectral"/>
+          <w:b/>
+          <w:bCs/>
+          <w:sz w:val="22"/>
+          <w:szCs w:val="22"/>
+          <w:lang w:eastAsia="ko-KR"/>
+        </w:rPr>
+        <w:t>Fall 2024</w:t>
       </w:r>
     </w:p>
     <w:p>
       <w:pPr>
+        <w:pStyle w:val="a7"/>
         <w:numPr>
           <w:ilvl w:val="0"/>
-          <w:numId w:val="1"/>
+          <w:numId w:val="3"/>
         </w:numPr>
         <w:rPr>
-          <w:rFonts w:ascii="Spectral" w:eastAsia="Spectral" w:hAnsi="Spectral" w:cs="Spectral"/>
-          <w:sz w:val="20"/>
-          <w:szCs w:val="20"/>
-        </w:rPr>
-      </w:pPr>
-      <w:r>
-        <w:rPr>
-          <w:rFonts w:ascii="Spectral" w:eastAsia="Spectral" w:hAnsi="Spectral" w:cs="Spectral"/>
-          <w:sz w:val="20"/>
-          <w:szCs w:val="20"/>
-        </w:rPr>
-        <w:t>Established the project’s strategic roadmap and technical vision, ensuring alignment between design and engineering departments.</w:t>
+          <w:rFonts w:ascii="Spectral" w:hAnsi="Spectral" w:cs="Spectral"/>
+          <w:sz w:val="21"/>
+          <w:szCs w:val="21"/>
+          <w:lang w:eastAsia="ko-KR"/>
+        </w:rPr>
+      </w:pPr>
+      <w:r>
+        <w:rPr>
+          <w:rFonts w:ascii="Spectral" w:hAnsi="Spectral" w:cs="Spectral"/>
+          <w:sz w:val="21"/>
+          <w:szCs w:val="21"/>
+          <w:lang w:eastAsia="ko-KR"/>
+        </w:rPr>
+        <w:t>Led a four-person team through my first collaborative game development project while navigating new technical challenges and changes in team composition.</w:t>
       </w:r>
     </w:p>
     <w:p>
       <w:pPr>
+        <w:pStyle w:val="a7"/>
         <w:numPr>
           <w:ilvl w:val="0"/>
-          <w:numId w:val="1"/>
+          <w:numId w:val="3"/>
         </w:numPr>
         <w:rPr>
-          <w:rFonts w:ascii="Spectral" w:eastAsia="Spectral" w:hAnsi="Spectral" w:cs="Spectral"/>
-          <w:sz w:val="20"/>
-          <w:szCs w:val="20"/>
-        </w:rPr>
-      </w:pPr>
-      <w:r>
-        <w:rPr>
-          <w:rFonts w:ascii="Spectral" w:eastAsia="Spectral" w:hAnsi="Spectral" w:cs="Spectral"/>
-          <w:sz w:val="20"/>
-          <w:szCs w:val="20"/>
-        </w:rPr>
-        <w:t xml:space="preserve">Facilitated </w:t>
-      </w:r>
-      <w:r>
-        <w:rPr>
-          <w:rFonts w:ascii="Spectral" w:eastAsia="Spectral" w:hAnsi="Spectral" w:cs="Spectral"/>
-          <w:b/>
-          <w:bCs/>
-          <w:sz w:val="20"/>
-          <w:szCs w:val="20"/>
-        </w:rPr>
-        <w:t>conflict resolution</w:t>
-      </w:r>
-      <w:r>
-        <w:rPr>
-          <w:rFonts w:ascii="Spectral" w:eastAsia="Spectral" w:hAnsi="Spectral" w:cs="Spectral"/>
-          <w:sz w:val="20"/>
-          <w:szCs w:val="20"/>
-        </w:rPr>
-        <w:t xml:space="preserve"> and maintained team morale during critical development milestones to foster a productive environment.</w:t>
+          <w:rFonts w:ascii="Spectral" w:hAnsi="Spectral" w:cs="Spectral"/>
+          <w:sz w:val="21"/>
+          <w:szCs w:val="21"/>
+          <w:lang w:eastAsia="ko-KR"/>
+        </w:rPr>
+      </w:pPr>
+      <w:r>
+        <w:rPr>
+          <w:rFonts w:ascii="Spectral" w:hAnsi="Spectral" w:cs="Spectral"/>
+          <w:sz w:val="21"/>
+          <w:szCs w:val="21"/>
+          <w:lang w:eastAsia="ko-KR"/>
+        </w:rPr>
+        <w:t>Resolved a disagreement between team members through individual conversations and facilitated a compromise that allowed the team to move forward with a shared direction.</w:t>
       </w:r>
     </w:p>
     <w:p>
       <w:pPr>
+        <w:pStyle w:val="a7"/>
         <w:numPr>
           <w:ilvl w:val="0"/>
-          <w:numId w:val="1"/>
+          <w:numId w:val="3"/>
         </w:numPr>
         <w:rPr>
-          <w:rFonts w:ascii="Spectral" w:eastAsia="Spectral" w:hAnsi="Spectral" w:cs="Spectral"/>
-          <w:sz w:val="20"/>
-          <w:szCs w:val="20"/>
-        </w:rPr>
-      </w:pPr>
-      <w:r>
-        <w:rPr>
-          <w:rFonts w:ascii="Spectral" w:eastAsia="Spectral" w:hAnsi="Spectral" w:cs="Spectral"/>
-          <w:sz w:val="20"/>
-          <w:szCs w:val="20"/>
-        </w:rPr>
-        <w:t>Mentored team members on software architecture best practices, leading the team through complex technical challenges.</w:t>
+          <w:rFonts w:ascii="Spectral" w:eastAsia="Spectral" w:hAnsi="Spectral" w:cs="Spectral" w:hint="eastAsia"/>
+          <w:sz w:val="21"/>
+          <w:szCs w:val="21"/>
+        </w:rPr>
+      </w:pPr>
+      <w:r>
+        <w:rPr>
+          <w:rFonts w:ascii="Spectral" w:eastAsia="Spectral" w:hAnsi="Spectral" w:cs="Spectral"/>
+          <w:sz w:val="21"/>
+          <w:szCs w:val="21"/>
+        </w:rPr>
+        <w:t>Developed a more proactive approach to team coordination, conflict resolution, and project planning that informed later leadership roles.</w:t>
       </w:r>
     </w:p>
     <w:sectPr>
@@ -1615,8 +1879,121 @@
 </file>
 
 <file path=word/numbering.xml><?xml version="1.0" encoding="utf-8"?>
-<w:numbering xmlns:wpc="http://schemas.microsoft.com/office/word/2010/wordprocessingCanvas" xmlns:cx="http://schemas.microsoft.com/office/drawing/2014/chartex" xmlns:cx1="http://schemas.microsoft.com/office/drawing/2015/9/8/chartex" xmlns:cx2="http://schemas.microsoft.com/office/drawing/2015/10/21/chartex" xmlns:cx3="http://schemas.microsoft.com/office/drawing/2016/5/9/chartex" xmlns:cx4="http://schemas.microsoft.com/office/drawing/2016/5/10/chartex" xmlns:cx5="http://schemas.microsoft.com/office/drawing/2016/5/11/chartex" xmlns:cx6="http://schemas.microsoft.com/office/drawing/2016/5/12/chartex" xmlns:cx7="http://schemas.microsoft.com/office/drawing/2016/5/13/chartex" xmlns:cx8="http://schemas.microsoft.com/office/drawing/2016/5/14/chartex" xmlns:mc="http://schemas.openxmlformats.org/markup-compatibility/2006" xmlns:aink="http://schemas.microsoft.com/office/drawing/2016/ink" xmlns:am3d="http://schemas.microsoft.com/office/drawing/2017/model3d" xmlns:o="urn:schemas-microsoft-com:office:office" xmlns:oel="http://schemas.microsoft.com/office/2019/extlst" xmlns:r="http://schemas.openxmlformats.org/officeDocument/2006/relationships" xmlns:m="http://schemas.openxmlformats.org/officeDocument/2006/math" xmlns:v="urn:schemas-microsoft-com:vml" xmlns:wp14="http://schemas.microsoft.com/office/word/2010/wordprocessingDrawing" xmlns:wp="http://schemas.openxmlformats.org/drawingml/2006/wordprocessingDrawing" xmlns:w10="urn:schemas-microsoft-com:office:word" xmlns:w="http://schemas.openxmlformats.org/wordprocessingml/2006/main" xmlns:w14="http://schemas.microsoft.com/office/word/2010/wordml" xmlns:w15="http://schemas.microsoft.com/office/word/2012/wordml" xmlns:w16cex="http://schemas.microsoft.com/office/word/2018/wordml/cex" xmlns:w16cid="http://schemas.microsoft.com/office/word/2016/wordml/cid" xmlns:w16="http://schemas.microsoft.com/office/word/2018/wordml" xmlns:w16du="http://schemas.microsoft.com/office/word/2023/wordml/word16du" xmlns:w16sdtdh="http://schemas.microsoft.com/office/word/2020/wordml/sdtdatahash" xmlns:w16sdtfl="http://schemas.microsoft.com/office/word/2024/wordml/sdtformatlock" xmlns:w16se="http://schemas.microsoft.com/office/word/2015/wordml/symex" xmlns:wpg="http://schemas.microsoft.com/office/word/2010/wordprocessingGroup" xmlns:wpi="http://schemas.microsoft.com/office/word/2010/wordprocessingInk" xmlns:wne="http://schemas.microsoft.com/office/word/2006/wordml" xmlns:wps="http://schemas.microsoft.com/office/word/2010/wordprocessingShape" mc:Ignorable="w14 w15 w16se w16cid w16 w16cex w16sdtdh w16sdtfl w16du wp14">
+<w:numbering xmlns:wpc="http://schemas.microsoft.com/office/word/2010/wordprocessingCanvas" xmlns:cx="http://schemas.microsoft.com/office/drawing/2014/chartex" xmlns:cx1="http://schemas.microsoft.com/office/drawing/2015/9/8/chartex" xmlns:cx2="http://schemas.microsoft.com/office/drawing/2015/10/21/chartex" xmlns:cx3="http://schemas.microsoft.com/office/drawing/2016/5/9/chartex" xmlns:cx4="http://schemas.microsoft.com/office/drawing/2016/5/10/chartex" xmlns:cx5="http://schemas.microsoft.com/office/drawing/2016/5/11/chartex" xmlns:cx6="http://schemas.microsoft.com/office/drawing/2016/5/12/chartex" xmlns:cx7="http://schemas.microsoft.com/office/drawing/2016/5/13/chartex" xmlns:cx8="http://schemas.microsoft.com/office/drawing/2016/5/14/chartex" xmlns:mc="http://schemas.openxmlformats.org/markup-compatibility/2006" xmlns:m="http://schemas.openxmlformats.org/officeDocument/2006/math" xmlns:aink="http://schemas.microsoft.com/office/drawing/2016/ink" xmlns:am3d="http://schemas.microsoft.com/office/drawing/2017/model3d" xmlns:oel="http://schemas.microsoft.com/office/2019/extlst" xmlns:r="http://schemas.openxmlformats.org/officeDocument/2006/relationships" xmlns:wp14="http://schemas.microsoft.com/office/word/2010/wordprocessingDrawing" xmlns:wp="http://schemas.openxmlformats.org/drawingml/2006/wordprocessingDrawing" xmlns:wpg="http://schemas.microsoft.com/office/word/2010/wordprocessingGroup" xmlns:wpi="http://schemas.microsoft.com/office/word/2010/wordprocessingInk" xmlns:wps="http://schemas.microsoft.com/office/word/2010/wordprocessingShape" xmlns:o="urn:schemas-microsoft-com:office:office" xmlns:v="urn:schemas-microsoft-com:vml" xmlns:w10="urn:schemas-microsoft-com:office:word" xmlns:w="http://schemas.openxmlformats.org/wordprocessingml/2006/main" xmlns:w14="http://schemas.microsoft.com/office/word/2010/wordml" xmlns:w15="http://schemas.microsoft.com/office/word/2012/wordml" xmlns:w16cex="http://schemas.microsoft.com/office/word/2018/wordml/cex" xmlns:w16cid="http://schemas.microsoft.com/office/word/2016/wordml/cid" xmlns:w16="http://schemas.microsoft.com/office/word/2018/wordml" xmlns:w16sdtdh="http://schemas.microsoft.com/office/word/2020/wordml/sdtdatahash" xmlns:w16sdtfl="http://schemas.microsoft.com/office/word/2024/wordml/sdtformatlock" xmlns:w16se="http://schemas.microsoft.com/office/word/2015/wordml/symex" xmlns:w16du="http://schemas.microsoft.com/office/word/2023/wordml/word16du" xmlns:wne="http://schemas.microsoft.com/office/word/2006/wordml" mc:Ignorable="w14 w15 w16se w16cid w16 w16cex w16sdtdh w16sdtfl w16du wp14">
   <w:abstractNum w:abstractNumId="0" w15:restartNumberingAfterBreak="0">
+    <w:nsid w:val="03951D35"/>
+    <w:multiLevelType w:val="hybridMultilevel"/>
+    <w:tmpl w:val="37C4DA02"/>
+    <w:lvl w:ilvl="0" w:tplc="95649C3C">
+      <w:start w:val="2"/>
+      <w:numFmt w:val="bullet"/>
+      <w:lvlText w:val="-"/>
+      <w:lvlJc w:val="left"/>
+      <w:pPr>
+        <w:ind w:left="720" w:hanging="360"/>
+      </w:pPr>
+      <w:rPr>
+        <w:rFonts w:ascii="Spectral" w:eastAsia="Spectral" w:hAnsi="Spectral" w:cs="Spectral" w:hint="default"/>
+      </w:rPr>
+    </w:lvl>
+    <w:lvl w:ilvl="1" w:tplc="04090003" w:tentative="1">
+      <w:start w:val="1"/>
+      <w:numFmt w:val="bullet"/>
+      <w:lvlText w:val=""/>
+      <w:lvlJc w:val="left"/>
+      <w:pPr>
+        <w:ind w:left="1240" w:hanging="440"/>
+      </w:pPr>
+      <w:rPr>
+        <w:rFonts w:ascii="Wingdings" w:hAnsi="Wingdings" w:hint="default"/>
+      </w:rPr>
+    </w:lvl>
+    <w:lvl w:ilvl="2" w:tplc="04090005" w:tentative="1">
+      <w:start w:val="1"/>
+      <w:numFmt w:val="bullet"/>
+      <w:lvlText w:val=""/>
+      <w:lvlJc w:val="left"/>
+      <w:pPr>
+        <w:ind w:left="1680" w:hanging="440"/>
+      </w:pPr>
+      <w:rPr>
+        <w:rFonts w:ascii="Wingdings" w:hAnsi="Wingdings" w:hint="default"/>
+      </w:rPr>
+    </w:lvl>
+    <w:lvl w:ilvl="3" w:tplc="04090001" w:tentative="1">
+      <w:start w:val="1"/>
+      <w:numFmt w:val="bullet"/>
+      <w:lvlText w:val=""/>
+      <w:lvlJc w:val="left"/>
+      <w:pPr>
+        <w:ind w:left="2120" w:hanging="440"/>
+      </w:pPr>
+      <w:rPr>
+        <w:rFonts w:ascii="Wingdings" w:hAnsi="Wingdings" w:hint="default"/>
+      </w:rPr>
+    </w:lvl>
+    <w:lvl w:ilvl="4" w:tplc="04090003" w:tentative="1">
+      <w:start w:val="1"/>
+      <w:numFmt w:val="bullet"/>
+      <w:lvlText w:val=""/>
+      <w:lvlJc w:val="left"/>
+      <w:pPr>
+        <w:ind w:left="2560" w:hanging="440"/>
+      </w:pPr>
+      <w:rPr>
+        <w:rFonts w:ascii="Wingdings" w:hAnsi="Wingdings" w:hint="default"/>
+      </w:rPr>
+    </w:lvl>
+    <w:lvl w:ilvl="5" w:tplc="04090005" w:tentative="1">
+      <w:start w:val="1"/>
+      <w:numFmt w:val="bullet"/>
+      <w:lvlText w:val=""/>
+      <w:lvlJc w:val="left"/>
+      <w:pPr>
+        <w:ind w:left="3000" w:hanging="440"/>
+      </w:pPr>
+      <w:rPr>
+        <w:rFonts w:ascii="Wingdings" w:hAnsi="Wingdings" w:hint="default"/>
+      </w:rPr>
+    </w:lvl>
+    <w:lvl w:ilvl="6" w:tplc="04090001" w:tentative="1">
+      <w:start w:val="1"/>
+      <w:numFmt w:val="bullet"/>
+      <w:lvlText w:val=""/>
+      <w:lvlJc w:val="left"/>
+      <w:pPr>
+        <w:ind w:left="3440" w:hanging="440"/>
+      </w:pPr>
+      <w:rPr>
+        <w:rFonts w:ascii="Wingdings" w:hAnsi="Wingdings" w:hint="default"/>
+      </w:rPr>
+    </w:lvl>
+    <w:lvl w:ilvl="7" w:tplc="04090003" w:tentative="1">
+      <w:start w:val="1"/>
+      <w:numFmt w:val="bullet"/>
+      <w:lvlText w:val=""/>
+      <w:lvlJc w:val="left"/>
+      <w:pPr>
+        <w:ind w:left="3880" w:hanging="440"/>
+      </w:pPr>
+      <w:rPr>
+        <w:rFonts w:ascii="Wingdings" w:hAnsi="Wingdings" w:hint="default"/>
+      </w:rPr>
+    </w:lvl>
+    <w:lvl w:ilvl="8" w:tplc="04090005" w:tentative="1">
+      <w:start w:val="1"/>
+      <w:numFmt w:val="bullet"/>
+      <w:lvlText w:val=""/>
+      <w:lvlJc w:val="left"/>
+      <w:pPr>
+        <w:ind w:left="4320" w:hanging="440"/>
+      </w:pPr>
+      <w:rPr>
+        <w:rFonts w:ascii="Wingdings" w:hAnsi="Wingdings" w:hint="default"/>
+      </w:rPr>
+    </w:lvl>
+  </w:abstractNum>
+  <w:abstractNum w:abstractNumId="1" w15:restartNumberingAfterBreak="0">
     <w:nsid w:val="0AF516AC"/>
     <w:multiLevelType w:val="multilevel"/>
     <w:tmpl w:val="E680756C"/>
@@ -1738,7 +2115,251 @@
       </w:rPr>
     </w:lvl>
   </w:abstractNum>
-  <w:abstractNum w:abstractNumId="1" w15:restartNumberingAfterBreak="0">
+  <w:abstractNum w:abstractNumId="2" w15:restartNumberingAfterBreak="0">
+    <w:nsid w:val="178D3A39"/>
+    <w:multiLevelType w:val="multilevel"/>
+    <w:tmpl w:val="E680756C"/>
+    <w:lvl w:ilvl="0">
+      <w:start w:val="1"/>
+      <w:numFmt w:val="bullet"/>
+      <w:lvlText w:val="●"/>
+      <w:lvlJc w:val="left"/>
+      <w:pPr>
+        <w:ind w:left="720" w:hanging="360"/>
+      </w:pPr>
+      <w:rPr>
+        <w:rFonts w:ascii="Noto Sans Symbols" w:eastAsia="Noto Sans Symbols" w:hAnsi="Noto Sans Symbols" w:cs="Noto Sans Symbols"/>
+        <w:vertAlign w:val="baseline"/>
+      </w:rPr>
+    </w:lvl>
+    <w:lvl w:ilvl="1">
+      <w:start w:val="1"/>
+      <w:numFmt w:val="bullet"/>
+      <w:lvlText w:val="o"/>
+      <w:lvlJc w:val="left"/>
+      <w:pPr>
+        <w:ind w:left="1440" w:hanging="360"/>
+      </w:pPr>
+      <w:rPr>
+        <w:rFonts w:ascii="Courier New" w:eastAsia="Courier New" w:hAnsi="Courier New" w:cs="Courier New"/>
+        <w:vertAlign w:val="baseline"/>
+      </w:rPr>
+    </w:lvl>
+    <w:lvl w:ilvl="2">
+      <w:start w:val="1"/>
+      <w:numFmt w:val="bullet"/>
+      <w:lvlText w:val="▪"/>
+      <w:lvlJc w:val="left"/>
+      <w:pPr>
+        <w:ind w:left="2160" w:hanging="360"/>
+      </w:pPr>
+      <w:rPr>
+        <w:rFonts w:ascii="Noto Sans Symbols" w:eastAsia="Noto Sans Symbols" w:hAnsi="Noto Sans Symbols" w:cs="Noto Sans Symbols"/>
+        <w:vertAlign w:val="baseline"/>
+      </w:rPr>
+    </w:lvl>
+    <w:lvl w:ilvl="3">
+      <w:start w:val="1"/>
+      <w:numFmt w:val="bullet"/>
+      <w:lvlText w:val="●"/>
+      <w:lvlJc w:val="left"/>
+      <w:pPr>
+        <w:ind w:left="2880" w:hanging="360"/>
+      </w:pPr>
+      <w:rPr>
+        <w:rFonts w:ascii="Noto Sans Symbols" w:eastAsia="Noto Sans Symbols" w:hAnsi="Noto Sans Symbols" w:cs="Noto Sans Symbols"/>
+        <w:vertAlign w:val="baseline"/>
+      </w:rPr>
+    </w:lvl>
+    <w:lvl w:ilvl="4">
+      <w:start w:val="1"/>
+      <w:numFmt w:val="bullet"/>
+      <w:lvlText w:val="o"/>
+      <w:lvlJc w:val="left"/>
+      <w:pPr>
+        <w:ind w:left="3600" w:hanging="360"/>
+      </w:pPr>
+      <w:rPr>
+        <w:rFonts w:ascii="Courier New" w:eastAsia="Courier New" w:hAnsi="Courier New" w:cs="Courier New"/>
+        <w:vertAlign w:val="baseline"/>
+      </w:rPr>
+    </w:lvl>
+    <w:lvl w:ilvl="5">
+      <w:start w:val="1"/>
+      <w:numFmt w:val="bullet"/>
+      <w:lvlText w:val="▪"/>
+      <w:lvlJc w:val="left"/>
+      <w:pPr>
+        <w:ind w:left="4320" w:hanging="360"/>
+      </w:pPr>
+      <w:rPr>
+        <w:rFonts w:ascii="Noto Sans Symbols" w:eastAsia="Noto Sans Symbols" w:hAnsi="Noto Sans Symbols" w:cs="Noto Sans Symbols"/>
+        <w:vertAlign w:val="baseline"/>
+      </w:rPr>
+    </w:lvl>
+    <w:lvl w:ilvl="6">
+      <w:start w:val="1"/>
+      <w:numFmt w:val="bullet"/>
+      <w:lvlText w:val="●"/>
+      <w:lvlJc w:val="left"/>
+      <w:pPr>
+        <w:ind w:left="5040" w:hanging="360"/>
+      </w:pPr>
+      <w:rPr>
+        <w:rFonts w:ascii="Noto Sans Symbols" w:eastAsia="Noto Sans Symbols" w:hAnsi="Noto Sans Symbols" w:cs="Noto Sans Symbols"/>
+        <w:vertAlign w:val="baseline"/>
+      </w:rPr>
+    </w:lvl>
+    <w:lvl w:ilvl="7">
+      <w:start w:val="1"/>
+      <w:numFmt w:val="bullet"/>
+      <w:lvlText w:val="o"/>
+      <w:lvlJc w:val="left"/>
+      <w:pPr>
+        <w:ind w:left="5760" w:hanging="360"/>
+      </w:pPr>
+      <w:rPr>
+        <w:rFonts w:ascii="Courier New" w:eastAsia="Courier New" w:hAnsi="Courier New" w:cs="Courier New"/>
+        <w:vertAlign w:val="baseline"/>
+      </w:rPr>
+    </w:lvl>
+    <w:lvl w:ilvl="8">
+      <w:start w:val="1"/>
+      <w:numFmt w:val="bullet"/>
+      <w:lvlText w:val="▪"/>
+      <w:lvlJc w:val="left"/>
+      <w:pPr>
+        <w:ind w:left="6480" w:hanging="360"/>
+      </w:pPr>
+      <w:rPr>
+        <w:rFonts w:ascii="Noto Sans Symbols" w:eastAsia="Noto Sans Symbols" w:hAnsi="Noto Sans Symbols" w:cs="Noto Sans Symbols"/>
+        <w:vertAlign w:val="baseline"/>
+      </w:rPr>
+    </w:lvl>
+  </w:abstractNum>
+  <w:abstractNum w:abstractNumId="3" w15:restartNumberingAfterBreak="0">
+    <w:nsid w:val="23A350EC"/>
+    <w:multiLevelType w:val="multilevel"/>
+    <w:tmpl w:val="E680756C"/>
+    <w:lvl w:ilvl="0">
+      <w:start w:val="1"/>
+      <w:numFmt w:val="bullet"/>
+      <w:lvlText w:val="●"/>
+      <w:lvlJc w:val="left"/>
+      <w:pPr>
+        <w:ind w:left="720" w:hanging="360"/>
+      </w:pPr>
+      <w:rPr>
+        <w:rFonts w:ascii="Noto Sans Symbols" w:eastAsia="Noto Sans Symbols" w:hAnsi="Noto Sans Symbols" w:cs="Noto Sans Symbols"/>
+        <w:vertAlign w:val="baseline"/>
+      </w:rPr>
+    </w:lvl>
+    <w:lvl w:ilvl="1">
+      <w:start w:val="1"/>
+      <w:numFmt w:val="bullet"/>
+      <w:lvlText w:val="o"/>
+      <w:lvlJc w:val="left"/>
+      <w:pPr>
+        <w:ind w:left="1440" w:hanging="360"/>
+      </w:pPr>
+      <w:rPr>
+        <w:rFonts w:ascii="Courier New" w:eastAsia="Courier New" w:hAnsi="Courier New" w:cs="Courier New"/>
+        <w:vertAlign w:val="baseline"/>
+      </w:rPr>
+    </w:lvl>
+    <w:lvl w:ilvl="2">
+      <w:start w:val="1"/>
+      <w:numFmt w:val="bullet"/>
+      <w:lvlText w:val="▪"/>
+      <w:lvlJc w:val="left"/>
+      <w:pPr>
+        <w:ind w:left="2160" w:hanging="360"/>
+      </w:pPr>
+      <w:rPr>
+        <w:rFonts w:ascii="Noto Sans Symbols" w:eastAsia="Noto Sans Symbols" w:hAnsi="Noto Sans Symbols" w:cs="Noto Sans Symbols"/>
+        <w:vertAlign w:val="baseline"/>
+      </w:rPr>
+    </w:lvl>
+    <w:lvl w:ilvl="3">
+      <w:start w:val="1"/>
+      <w:numFmt w:val="bullet"/>
+      <w:lvlText w:val="●"/>
+      <w:lvlJc w:val="left"/>
+      <w:pPr>
+        <w:ind w:left="2880" w:hanging="360"/>
+      </w:pPr>
+      <w:rPr>
+        <w:rFonts w:ascii="Noto Sans Symbols" w:eastAsia="Noto Sans Symbols" w:hAnsi="Noto Sans Symbols" w:cs="Noto Sans Symbols"/>
+        <w:vertAlign w:val="baseline"/>
+      </w:rPr>
+    </w:lvl>
+    <w:lvl w:ilvl="4">
+      <w:start w:val="1"/>
+      <w:numFmt w:val="bullet"/>
+      <w:lvlText w:val="o"/>
+      <w:lvlJc w:val="left"/>
+      <w:pPr>
+        <w:ind w:left="3600" w:hanging="360"/>
+      </w:pPr>
+      <w:rPr>
+        <w:rFonts w:ascii="Courier New" w:eastAsia="Courier New" w:hAnsi="Courier New" w:cs="Courier New"/>
+        <w:vertAlign w:val="baseline"/>
+      </w:rPr>
+    </w:lvl>
+    <w:lvl w:ilvl="5">
+      <w:start w:val="1"/>
+      <w:numFmt w:val="bullet"/>
+      <w:lvlText w:val="▪"/>
+      <w:lvlJc w:val="left"/>
+      <w:pPr>
+        <w:ind w:left="4320" w:hanging="360"/>
+      </w:pPr>
+      <w:rPr>
+        <w:rFonts w:ascii="Noto Sans Symbols" w:eastAsia="Noto Sans Symbols" w:hAnsi="Noto Sans Symbols" w:cs="Noto Sans Symbols"/>
+        <w:vertAlign w:val="baseline"/>
+      </w:rPr>
+    </w:lvl>
+    <w:lvl w:ilvl="6">
+      <w:start w:val="1"/>
+      <w:numFmt w:val="bullet"/>
+      <w:lvlText w:val="●"/>
+      <w:lvlJc w:val="left"/>
+      <w:pPr>
+        <w:ind w:left="5040" w:hanging="360"/>
+      </w:pPr>
+      <w:rPr>
+        <w:rFonts w:ascii="Noto Sans Symbols" w:eastAsia="Noto Sans Symbols" w:hAnsi="Noto Sans Symbols" w:cs="Noto Sans Symbols"/>
+        <w:vertAlign w:val="baseline"/>
+      </w:rPr>
+    </w:lvl>
+    <w:lvl w:ilvl="7">
+      <w:start w:val="1"/>
+      <w:numFmt w:val="bullet"/>
+      <w:lvlText w:val="o"/>
+      <w:lvlJc w:val="left"/>
+      <w:pPr>
+        <w:ind w:left="5760" w:hanging="360"/>
+      </w:pPr>
+      <w:rPr>
+        <w:rFonts w:ascii="Courier New" w:eastAsia="Courier New" w:hAnsi="Courier New" w:cs="Courier New"/>
+        <w:vertAlign w:val="baseline"/>
+      </w:rPr>
+    </w:lvl>
+    <w:lvl w:ilvl="8">
+      <w:start w:val="1"/>
+      <w:numFmt w:val="bullet"/>
+      <w:lvlText w:val="▪"/>
+      <w:lvlJc w:val="left"/>
+      <w:pPr>
+        <w:ind w:left="6480" w:hanging="360"/>
+      </w:pPr>
+      <w:rPr>
+        <w:rFonts w:ascii="Noto Sans Symbols" w:eastAsia="Noto Sans Symbols" w:hAnsi="Noto Sans Symbols" w:cs="Noto Sans Symbols"/>
+        <w:vertAlign w:val="baseline"/>
+      </w:rPr>
+    </w:lvl>
+  </w:abstractNum>
+  <w:abstractNum w:abstractNumId="4" w15:restartNumberingAfterBreak="0">
     <w:nsid w:val="25171158"/>
     <w:multiLevelType w:val="hybridMultilevel"/>
     <w:tmpl w:val="10389B70"/>
@@ -1851,7 +2472,251 @@
       </w:rPr>
     </w:lvl>
   </w:abstractNum>
-  <w:abstractNum w:abstractNumId="2" w15:restartNumberingAfterBreak="0">
+  <w:abstractNum w:abstractNumId="5" w15:restartNumberingAfterBreak="0">
+    <w:nsid w:val="38956616"/>
+    <w:multiLevelType w:val="multilevel"/>
+    <w:tmpl w:val="E680756C"/>
+    <w:lvl w:ilvl="0">
+      <w:start w:val="1"/>
+      <w:numFmt w:val="bullet"/>
+      <w:lvlText w:val="●"/>
+      <w:lvlJc w:val="left"/>
+      <w:pPr>
+        <w:ind w:left="720" w:hanging="360"/>
+      </w:pPr>
+      <w:rPr>
+        <w:rFonts w:ascii="Noto Sans Symbols" w:eastAsia="Noto Sans Symbols" w:hAnsi="Noto Sans Symbols" w:cs="Noto Sans Symbols"/>
+        <w:vertAlign w:val="baseline"/>
+      </w:rPr>
+    </w:lvl>
+    <w:lvl w:ilvl="1">
+      <w:start w:val="1"/>
+      <w:numFmt w:val="bullet"/>
+      <w:lvlText w:val="o"/>
+      <w:lvlJc w:val="left"/>
+      <w:pPr>
+        <w:ind w:left="1440" w:hanging="360"/>
+      </w:pPr>
+      <w:rPr>
+        <w:rFonts w:ascii="Courier New" w:eastAsia="Courier New" w:hAnsi="Courier New" w:cs="Courier New"/>
+        <w:vertAlign w:val="baseline"/>
+      </w:rPr>
+    </w:lvl>
+    <w:lvl w:ilvl="2">
+      <w:start w:val="1"/>
+      <w:numFmt w:val="bullet"/>
+      <w:lvlText w:val="▪"/>
+      <w:lvlJc w:val="left"/>
+      <w:pPr>
+        <w:ind w:left="2160" w:hanging="360"/>
+      </w:pPr>
+      <w:rPr>
+        <w:rFonts w:ascii="Noto Sans Symbols" w:eastAsia="Noto Sans Symbols" w:hAnsi="Noto Sans Symbols" w:cs="Noto Sans Symbols"/>
+        <w:vertAlign w:val="baseline"/>
+      </w:rPr>
+    </w:lvl>
+    <w:lvl w:ilvl="3">
+      <w:start w:val="1"/>
+      <w:numFmt w:val="bullet"/>
+      <w:lvlText w:val="●"/>
+      <w:lvlJc w:val="left"/>
+      <w:pPr>
+        <w:ind w:left="2880" w:hanging="360"/>
+      </w:pPr>
+      <w:rPr>
+        <w:rFonts w:ascii="Noto Sans Symbols" w:eastAsia="Noto Sans Symbols" w:hAnsi="Noto Sans Symbols" w:cs="Noto Sans Symbols"/>
+        <w:vertAlign w:val="baseline"/>
+      </w:rPr>
+    </w:lvl>
+    <w:lvl w:ilvl="4">
+      <w:start w:val="1"/>
+      <w:numFmt w:val="bullet"/>
+      <w:lvlText w:val="o"/>
+      <w:lvlJc w:val="left"/>
+      <w:pPr>
+        <w:ind w:left="3600" w:hanging="360"/>
+      </w:pPr>
+      <w:rPr>
+        <w:rFonts w:ascii="Courier New" w:eastAsia="Courier New" w:hAnsi="Courier New" w:cs="Courier New"/>
+        <w:vertAlign w:val="baseline"/>
+      </w:rPr>
+    </w:lvl>
+    <w:lvl w:ilvl="5">
+      <w:start w:val="1"/>
+      <w:numFmt w:val="bullet"/>
+      <w:lvlText w:val="▪"/>
+      <w:lvlJc w:val="left"/>
+      <w:pPr>
+        <w:ind w:left="4320" w:hanging="360"/>
+      </w:pPr>
+      <w:rPr>
+        <w:rFonts w:ascii="Noto Sans Symbols" w:eastAsia="Noto Sans Symbols" w:hAnsi="Noto Sans Symbols" w:cs="Noto Sans Symbols"/>
+        <w:vertAlign w:val="baseline"/>
+      </w:rPr>
+    </w:lvl>
+    <w:lvl w:ilvl="6">
+      <w:start w:val="1"/>
+      <w:numFmt w:val="bullet"/>
+      <w:lvlText w:val="●"/>
+      <w:lvlJc w:val="left"/>
+      <w:pPr>
+        <w:ind w:left="5040" w:hanging="360"/>
+      </w:pPr>
+      <w:rPr>
+        <w:rFonts w:ascii="Noto Sans Symbols" w:eastAsia="Noto Sans Symbols" w:hAnsi="Noto Sans Symbols" w:cs="Noto Sans Symbols"/>
+        <w:vertAlign w:val="baseline"/>
+      </w:rPr>
+    </w:lvl>
+    <w:lvl w:ilvl="7">
+      <w:start w:val="1"/>
+      <w:numFmt w:val="bullet"/>
+      <w:lvlText w:val="o"/>
+      <w:lvlJc w:val="left"/>
+      <w:pPr>
+        <w:ind w:left="5760" w:hanging="360"/>
+      </w:pPr>
+      <w:rPr>
+        <w:rFonts w:ascii="Courier New" w:eastAsia="Courier New" w:hAnsi="Courier New" w:cs="Courier New"/>
+        <w:vertAlign w:val="baseline"/>
+      </w:rPr>
+    </w:lvl>
+    <w:lvl w:ilvl="8">
+      <w:start w:val="1"/>
+      <w:numFmt w:val="bullet"/>
+      <w:lvlText w:val="▪"/>
+      <w:lvlJc w:val="left"/>
+      <w:pPr>
+        <w:ind w:left="6480" w:hanging="360"/>
+      </w:pPr>
+      <w:rPr>
+        <w:rFonts w:ascii="Noto Sans Symbols" w:eastAsia="Noto Sans Symbols" w:hAnsi="Noto Sans Symbols" w:cs="Noto Sans Symbols"/>
+        <w:vertAlign w:val="baseline"/>
+      </w:rPr>
+    </w:lvl>
+  </w:abstractNum>
+  <w:abstractNum w:abstractNumId="6" w15:restartNumberingAfterBreak="0">
+    <w:nsid w:val="4E513DC8"/>
+    <w:multiLevelType w:val="multilevel"/>
+    <w:tmpl w:val="E680756C"/>
+    <w:lvl w:ilvl="0">
+      <w:start w:val="1"/>
+      <w:numFmt w:val="bullet"/>
+      <w:lvlText w:val="●"/>
+      <w:lvlJc w:val="left"/>
+      <w:pPr>
+        <w:ind w:left="720" w:hanging="360"/>
+      </w:pPr>
+      <w:rPr>
+        <w:rFonts w:ascii="Noto Sans Symbols" w:eastAsia="Noto Sans Symbols" w:hAnsi="Noto Sans Symbols" w:cs="Noto Sans Symbols"/>
+        <w:vertAlign w:val="baseline"/>
+      </w:rPr>
+    </w:lvl>
+    <w:lvl w:ilvl="1">
+      <w:start w:val="1"/>
+      <w:numFmt w:val="bullet"/>
+      <w:lvlText w:val="o"/>
+      <w:lvlJc w:val="left"/>
+      <w:pPr>
+        <w:ind w:left="1440" w:hanging="360"/>
+      </w:pPr>
+      <w:rPr>
+        <w:rFonts w:ascii="Courier New" w:eastAsia="Courier New" w:hAnsi="Courier New" w:cs="Courier New"/>
+        <w:vertAlign w:val="baseline"/>
+      </w:rPr>
+    </w:lvl>
+    <w:lvl w:ilvl="2">
+      <w:start w:val="1"/>
+      <w:numFmt w:val="bullet"/>
+      <w:lvlText w:val="▪"/>
+      <w:lvlJc w:val="left"/>
+      <w:pPr>
+        <w:ind w:left="2160" w:hanging="360"/>
+      </w:pPr>
+      <w:rPr>
+        <w:rFonts w:ascii="Noto Sans Symbols" w:eastAsia="Noto Sans Symbols" w:hAnsi="Noto Sans Symbols" w:cs="Noto Sans Symbols"/>
+        <w:vertAlign w:val="baseline"/>
+      </w:rPr>
+    </w:lvl>
+    <w:lvl w:ilvl="3">
+      <w:start w:val="1"/>
+      <w:numFmt w:val="bullet"/>
+      <w:lvlText w:val="●"/>
+      <w:lvlJc w:val="left"/>
+      <w:pPr>
+        <w:ind w:left="2880" w:hanging="360"/>
+      </w:pPr>
+      <w:rPr>
+        <w:rFonts w:ascii="Noto Sans Symbols" w:eastAsia="Noto Sans Symbols" w:hAnsi="Noto Sans Symbols" w:cs="Noto Sans Symbols"/>
+        <w:vertAlign w:val="baseline"/>
+      </w:rPr>
+    </w:lvl>
+    <w:lvl w:ilvl="4">
+      <w:start w:val="1"/>
+      <w:numFmt w:val="bullet"/>
+      <w:lvlText w:val="o"/>
+      <w:lvlJc w:val="left"/>
+      <w:pPr>
+        <w:ind w:left="3600" w:hanging="360"/>
+      </w:pPr>
+      <w:rPr>
+        <w:rFonts w:ascii="Courier New" w:eastAsia="Courier New" w:hAnsi="Courier New" w:cs="Courier New"/>
+        <w:vertAlign w:val="baseline"/>
+      </w:rPr>
+    </w:lvl>
+    <w:lvl w:ilvl="5">
+      <w:start w:val="1"/>
+      <w:numFmt w:val="bullet"/>
+      <w:lvlText w:val="▪"/>
+      <w:lvlJc w:val="left"/>
+      <w:pPr>
+        <w:ind w:left="4320" w:hanging="360"/>
+      </w:pPr>
+      <w:rPr>
+        <w:rFonts w:ascii="Noto Sans Symbols" w:eastAsia="Noto Sans Symbols" w:hAnsi="Noto Sans Symbols" w:cs="Noto Sans Symbols"/>
+        <w:vertAlign w:val="baseline"/>
+      </w:rPr>
+    </w:lvl>
+    <w:lvl w:ilvl="6">
+      <w:start w:val="1"/>
+      <w:numFmt w:val="bullet"/>
+      <w:lvlText w:val="●"/>
+      <w:lvlJc w:val="left"/>
+      <w:pPr>
+        <w:ind w:left="5040" w:hanging="360"/>
+      </w:pPr>
+      <w:rPr>
+        <w:rFonts w:ascii="Noto Sans Symbols" w:eastAsia="Noto Sans Symbols" w:hAnsi="Noto Sans Symbols" w:cs="Noto Sans Symbols"/>
+        <w:vertAlign w:val="baseline"/>
+      </w:rPr>
+    </w:lvl>
+    <w:lvl w:ilvl="7">
+      <w:start w:val="1"/>
+      <w:numFmt w:val="bullet"/>
+      <w:lvlText w:val="o"/>
+      <w:lvlJc w:val="left"/>
+      <w:pPr>
+        <w:ind w:left="5760" w:hanging="360"/>
+      </w:pPr>
+      <w:rPr>
+        <w:rFonts w:ascii="Courier New" w:eastAsia="Courier New" w:hAnsi="Courier New" w:cs="Courier New"/>
+        <w:vertAlign w:val="baseline"/>
+      </w:rPr>
+    </w:lvl>
+    <w:lvl w:ilvl="8">
+      <w:start w:val="1"/>
+      <w:numFmt w:val="bullet"/>
+      <w:lvlText w:val="▪"/>
+      <w:lvlJc w:val="left"/>
+      <w:pPr>
+        <w:ind w:left="6480" w:hanging="360"/>
+      </w:pPr>
+      <w:rPr>
+        <w:rFonts w:ascii="Noto Sans Symbols" w:eastAsia="Noto Sans Symbols" w:hAnsi="Noto Sans Symbols" w:cs="Noto Sans Symbols"/>
+        <w:vertAlign w:val="baseline"/>
+      </w:rPr>
+    </w:lvl>
+  </w:abstractNum>
+  <w:abstractNum w:abstractNumId="7" w15:restartNumberingAfterBreak="0">
     <w:nsid w:val="5F935306"/>
     <w:multiLevelType w:val="hybridMultilevel"/>
     <w:tmpl w:val="C8E45138"/>
@@ -1964,20 +2829,151 @@
       </w:rPr>
     </w:lvl>
   </w:abstractNum>
+  <w:abstractNum w:abstractNumId="8" w15:restartNumberingAfterBreak="0">
+    <w:nsid w:val="73A00E11"/>
+    <w:multiLevelType w:val="hybridMultilevel"/>
+    <w:tmpl w:val="204A428E"/>
+    <w:lvl w:ilvl="0" w:tplc="2E282202">
+      <w:start w:val="2"/>
+      <w:numFmt w:val="bullet"/>
+      <w:lvlText w:val="-"/>
+      <w:lvlJc w:val="left"/>
+      <w:pPr>
+        <w:ind w:left="800" w:hanging="360"/>
+      </w:pPr>
+      <w:rPr>
+        <w:rFonts w:ascii="Spectral" w:eastAsiaTheme="minorEastAsia" w:hAnsi="Spectral" w:cs="Spectral" w:hint="default"/>
+      </w:rPr>
+    </w:lvl>
+    <w:lvl w:ilvl="1" w:tplc="04090003" w:tentative="1">
+      <w:start w:val="1"/>
+      <w:numFmt w:val="bullet"/>
+      <w:lvlText w:val=""/>
+      <w:lvlJc w:val="left"/>
+      <w:pPr>
+        <w:ind w:left="1320" w:hanging="440"/>
+      </w:pPr>
+      <w:rPr>
+        <w:rFonts w:ascii="Wingdings" w:hAnsi="Wingdings" w:hint="default"/>
+      </w:rPr>
+    </w:lvl>
+    <w:lvl w:ilvl="2" w:tplc="04090005" w:tentative="1">
+      <w:start w:val="1"/>
+      <w:numFmt w:val="bullet"/>
+      <w:lvlText w:val=""/>
+      <w:lvlJc w:val="left"/>
+      <w:pPr>
+        <w:ind w:left="1760" w:hanging="440"/>
+      </w:pPr>
+      <w:rPr>
+        <w:rFonts w:ascii="Wingdings" w:hAnsi="Wingdings" w:hint="default"/>
+      </w:rPr>
+    </w:lvl>
+    <w:lvl w:ilvl="3" w:tplc="04090001" w:tentative="1">
+      <w:start w:val="1"/>
+      <w:numFmt w:val="bullet"/>
+      <w:lvlText w:val=""/>
+      <w:lvlJc w:val="left"/>
+      <w:pPr>
+        <w:ind w:left="2200" w:hanging="440"/>
+      </w:pPr>
+      <w:rPr>
+        <w:rFonts w:ascii="Wingdings" w:hAnsi="Wingdings" w:hint="default"/>
+      </w:rPr>
+    </w:lvl>
+    <w:lvl w:ilvl="4" w:tplc="04090003" w:tentative="1">
+      <w:start w:val="1"/>
+      <w:numFmt w:val="bullet"/>
+      <w:lvlText w:val=""/>
+      <w:lvlJc w:val="left"/>
+      <w:pPr>
+        <w:ind w:left="2640" w:hanging="440"/>
+      </w:pPr>
+      <w:rPr>
+        <w:rFonts w:ascii="Wingdings" w:hAnsi="Wingdings" w:hint="default"/>
+      </w:rPr>
+    </w:lvl>
+    <w:lvl w:ilvl="5" w:tplc="04090005" w:tentative="1">
+      <w:start w:val="1"/>
+      <w:numFmt w:val="bullet"/>
+      <w:lvlText w:val=""/>
+      <w:lvlJc w:val="left"/>
+      <w:pPr>
+        <w:ind w:left="3080" w:hanging="440"/>
+      </w:pPr>
+      <w:rPr>
+        <w:rFonts w:ascii="Wingdings" w:hAnsi="Wingdings" w:hint="default"/>
+      </w:rPr>
+    </w:lvl>
+    <w:lvl w:ilvl="6" w:tplc="04090001" w:tentative="1">
+      <w:start w:val="1"/>
+      <w:numFmt w:val="bullet"/>
+      <w:lvlText w:val=""/>
+      <w:lvlJc w:val="left"/>
+      <w:pPr>
+        <w:ind w:left="3520" w:hanging="440"/>
+      </w:pPr>
+      <w:rPr>
+        <w:rFonts w:ascii="Wingdings" w:hAnsi="Wingdings" w:hint="default"/>
+      </w:rPr>
+    </w:lvl>
+    <w:lvl w:ilvl="7" w:tplc="04090003" w:tentative="1">
+      <w:start w:val="1"/>
+      <w:numFmt w:val="bullet"/>
+      <w:lvlText w:val=""/>
+      <w:lvlJc w:val="left"/>
+      <w:pPr>
+        <w:ind w:left="3960" w:hanging="440"/>
+      </w:pPr>
+      <w:rPr>
+        <w:rFonts w:ascii="Wingdings" w:hAnsi="Wingdings" w:hint="default"/>
+      </w:rPr>
+    </w:lvl>
+    <w:lvl w:ilvl="8" w:tplc="04090005" w:tentative="1">
+      <w:start w:val="1"/>
+      <w:numFmt w:val="bullet"/>
+      <w:lvlText w:val=""/>
+      <w:lvlJc w:val="left"/>
+      <w:pPr>
+        <w:ind w:left="4400" w:hanging="440"/>
+      </w:pPr>
+      <w:rPr>
+        <w:rFonts w:ascii="Wingdings" w:hAnsi="Wingdings" w:hint="default"/>
+      </w:rPr>
+    </w:lvl>
+  </w:abstractNum>
   <w:num w:numId="1" w16cid:durableId="1465655782">
+    <w:abstractNumId w:val="1"/>
+  </w:num>
+  <w:num w:numId="2" w16cid:durableId="73623804">
+    <w:abstractNumId w:val="7"/>
+  </w:num>
+  <w:num w:numId="3" w16cid:durableId="265236573">
+    <w:abstractNumId w:val="4"/>
+  </w:num>
+  <w:num w:numId="4" w16cid:durableId="1411662747">
     <w:abstractNumId w:val="0"/>
   </w:num>
-  <w:num w:numId="2" w16cid:durableId="73623804">
+  <w:num w:numId="5" w16cid:durableId="1928541931">
     <w:abstractNumId w:val="2"/>
   </w:num>
-  <w:num w:numId="3" w16cid:durableId="265236573">
-    <w:abstractNumId w:val="1"/>
+  <w:num w:numId="6" w16cid:durableId="1143884742">
+    <w:abstractNumId w:val="3"/>
+  </w:num>
+  <w:num w:numId="7" w16cid:durableId="1612972820">
+    <w:abstractNumId w:val="5"/>
+  </w:num>
+  <w:num w:numId="8" w16cid:durableId="1363896215">
+    <w:abstractNumId w:val="6"/>
+  </w:num>
+  <w:num w:numId="9" w16cid:durableId="86191897">
+    <w:abstractNumId w:val="8"/>
   </w:num>
 </w:numbering>
 </file>
 
 <file path=word/styles.xml><?xml version="1.0" encoding="utf-8"?>
-<w:styles xmlns:mc="http://schemas.openxmlformats.org/markup-compatibility/2006" xmlns:r="http://schemas.openxmlformats.org/officeDocument/2006/relationships" xmlns:w="http://schemas.openxmlformats.org/wordprocessingml/2006/main" xmlns:w14="http://schemas.microsoft.com/office/word/2010/wordml" xmlns:w15="http://schemas.microsoft.com/office/word/2012/wordml" xmlns:w16cex="http://schemas.microsoft.com/office/word/2018/wordml/cex" xmlns:w16cid="http://schemas.microsoft.com/office/word/2016/wordml/cid" xmlns:w16="http://schemas.microsoft.com/office/word/2018/wordml" xmlns:w16du="http://schemas.microsoft.com/office/word/2023/wordml/word16du" xmlns:w16sdtdh="http://schemas.microsoft.com/office/word/2020/wordml/sdtdatahash" xmlns:w16sdtfl="http://schemas.microsoft.com/office/word/2024/wordml/sdtformatlock" xmlns:w16se="http://schemas.microsoft.com/office/word/2015/wordml/symex" mc:Ignorable="w14 w15 w16se w16cid w16 w16cex w16sdtdh w16sdtfl w16du">
+<w:styles xmlns:mc="http://schemas.openxmlformats.org/markup-compatibility/2006" xmlns:r="http://schemas.openxmlformats.org/officeDocument/2006/relationships" xmlns:w="http://schemas.openxmlformats.org/wordprocessingml/2006/main" xmlns:w14="http://schemas.microsoft.com/office/word/2010/wordml" xmlns:w15="http://schemas.microsoft.com/office/word/2012/wordml" xmlns:w16cex="http://schemas.microsoft.com/office/word/2018/wordml/cex" xmlns:w16cid="http://schemas.microsoft.com/office/word/2016/wordml/cid" xmlns:w16="http://schemas.microsoft.com/office/word/2018/wordml" xmlns:w16sdtdh="http://schemas.microsoft.com/office/word/2020/wordml/sdtdatahash" xmlns:w16sdtfl="http://schemas.microsoft.com/office/word/2024/wordml/sdtformatlock" xmlns:w16se="http://schemas.microsoft.com/office/word/2015/wordml/symex" xmlns:w16du="http://schemas.microsoft.com/office/word/2023/wordml/word16du" mc:Ignorable="w14 w15 w16se w16cid w16 w16cex w16sdtdh w16sdtfl w16du">
   <w:docDefaults>
     <w:rPrDefault>
       <w:rPr>
@@ -2490,6 +3486,7 @@
   <w:style w:type="character" w:default="1" w:styleId="a0">
     <w:name w:val="Default Paragraph Font"/>
     <w:uiPriority w:val="1"/>
+    <w:semiHidden/>
     <w:unhideWhenUsed/>
   </w:style>
   <w:style w:type="table" w:default="1" w:styleId="a1">
@@ -2582,6 +3579,18 @@
       <w:ind w:left="720"/>
       <w:contextualSpacing/>
     </w:pPr>
+  </w:style>
+  <w:style w:type="character" w:styleId="a8">
+    <w:name w:val="FollowedHyperlink"/>
+    <w:basedOn w:val="a0"/>
+    <w:uiPriority w:val="99"/>
+    <w:semiHidden/>
+    <w:unhideWhenUsed/>
+    <w:rsid w:val="007B074C"/>
+    <w:rPr>
+      <w:color w:val="800080" w:themeColor="followedHyperlink"/>
+      <w:u w:val="single"/>
+    </w:rPr>
   </w:style>
 </w:styles>
 </file>

--- a/portfolio/docs/Resume_MAT150_TA.docx
+++ b/portfolio/docs/Resume_MAT150_TA.docx
@@ -34,6 +34,26 @@
           <w:szCs w:val="36"/>
           <w:lang w:eastAsia="ko-KR"/>
         </w:rPr>
+        <w:t xml:space="preserve"> (</w:t>
+      </w:r>
+      <w:r>
+        <w:rPr>
+          <w:rFonts w:ascii="Spectral" w:hAnsi="Spectral" w:cs="Spectral"/>
+          <w:b/>
+          <w:sz w:val="36"/>
+          <w:szCs w:val="36"/>
+          <w:lang w:eastAsia="ko-KR"/>
+        </w:rPr>
+        <w:t>Evan)</w:t>
+      </w:r>
+      <w:r>
+        <w:rPr>
+          <w:rFonts w:ascii="Spectral" w:hAnsi="Spectral" w:cs="Spectral" w:hint="eastAsia"/>
+          <w:b/>
+          <w:sz w:val="36"/>
+          <w:szCs w:val="36"/>
+          <w:lang w:eastAsia="ko-KR"/>
+        </w:rPr>
         <w:t xml:space="preserve"> Ho</w:t>
       </w:r>
     </w:p>
@@ -42,40 +62,38 @@
         <w:jc w:val="center"/>
         <w:rPr>
           <w:rFonts w:ascii="Spectral" w:hAnsi="Spectral" w:cs="Spectral" w:hint="eastAsia"/>
+          <w:sz w:val="14"/>
+          <w:szCs w:val="14"/>
+          <w:lang w:eastAsia="ko-KR"/>
+        </w:rPr>
+      </w:pPr>
+      <w:r>
+        <w:rPr>
+          <w:rFonts w:ascii="Spectral" w:eastAsia="Spectral" w:hAnsi="Spectral" w:cs="Spectral"/>
           <w:sz w:val="20"/>
           <w:szCs w:val="20"/>
-          <w:lang w:eastAsia="ko-KR"/>
-        </w:rPr>
-      </w:pPr>
-      <w:r>
-        <w:rPr>
-          <w:rFonts w:ascii="Spectral" w:eastAsia="Spectral" w:hAnsi="Spectral" w:cs="Spectral"/>
+        </w:rPr>
+        <w:t>•</w:t>
+      </w:r>
+      <w:r>
+        <w:rPr>
+          <w:rFonts w:ascii="Spectral" w:hAnsi="Spectral" w:cs="Spectral" w:hint="eastAsia"/>
           <w:sz w:val="20"/>
           <w:szCs w:val="20"/>
-        </w:rPr>
-        <w:t>•</w:t>
-      </w:r>
-      <w:r>
-        <w:rPr>
-          <w:rFonts w:ascii="Spectral" w:hAnsi="Spectral" w:cs="Spectral" w:hint="eastAsia"/>
-          <w:sz w:val="20"/>
-          <w:szCs w:val="20"/>
           <w:lang w:eastAsia="ko-KR"/>
         </w:rPr>
         <w:t xml:space="preserve"> </w:t>
       </w:r>
-      <w:proofErr w:type="gramStart"/>
-      <w:r>
-        <w:rPr>
-          <w:rFonts w:ascii="Spectral" w:hAnsi="Spectral" w:cs="Spectral" w:hint="eastAsia"/>
+      <w:r>
+        <w:rPr>
+          <w:rFonts w:ascii="Spectral" w:hAnsi="Spectral" w:cs="Spectral"/>
           <w:color w:val="000000"/>
           <w:sz w:val="20"/>
           <w:szCs w:val="20"/>
           <w:lang w:eastAsia="ko-KR"/>
         </w:rPr>
-        <w:t>Email :</w:t>
-      </w:r>
-      <w:proofErr w:type="gramEnd"/>
+        <w:t>Email:</w:t>
+      </w:r>
       <w:r>
         <w:rPr>
           <w:rFonts w:ascii="Spectral" w:hAnsi="Spectral" w:cs="Spectral" w:hint="eastAsia"/>
@@ -126,7 +144,6 @@
         </w:rPr>
         <w:t>•</w:t>
       </w:r>
-      <w:proofErr w:type="gramStart"/>
       <w:r>
         <w:rPr>
           <w:rFonts w:ascii="Spectral" w:eastAsia="Spectral" w:hAnsi="Spectral" w:cs="Spectral"/>
@@ -143,208 +160,16 @@
           <w:szCs w:val="20"/>
           <w:lang w:eastAsia="ko-KR"/>
         </w:rPr>
-        <w:t xml:space="preserve"> :</w:t>
-      </w:r>
-      <w:proofErr w:type="gramEnd"/>
-      <w:r>
-        <w:rPr>
-          <w:rFonts w:ascii="Spectral" w:hAnsi="Spectral" w:cs="Spectral" w:hint="eastAsia"/>
+        <w:t xml:space="preserve">: </w:t>
+      </w:r>
+      <w:r>
+        <w:rPr>
+          <w:rFonts w:ascii="Spectral" w:hAnsi="Spectral" w:cs="Spectral"/>
           <w:sz w:val="20"/>
           <w:szCs w:val="20"/>
           <w:lang w:eastAsia="ko-KR"/>
         </w:rPr>
-        <w:t xml:space="preserve"> </w:t>
-      </w:r>
-      <w:r>
-        <w:rPr>
-          <w:rFonts w:ascii="Spectral" w:hAnsi="Spectral" w:cs="Spectral"/>
-          <w:sz w:val="20"/>
-          <w:szCs w:val="20"/>
-          <w:lang w:eastAsia="ko-KR"/>
-        </w:rPr>
         <w:t>(425) 568-4900</w:t>
-      </w:r>
-    </w:p>
-    <w:p>
-      <w:pPr>
-        <w:jc w:val="center"/>
-        <w:rPr>
-          <w:rFonts w:ascii="Spectral" w:hAnsi="Spectral" w:cs="Spectral" w:hint="eastAsia"/>
-          <w:sz w:val="14"/>
-          <w:szCs w:val="14"/>
-          <w:lang w:eastAsia="ko-KR"/>
-        </w:rPr>
-      </w:pPr>
-      <w:r>
-        <w:rPr>
-          <w:rFonts w:ascii="Spectral" w:eastAsia="Spectral" w:hAnsi="Spectral" w:cs="Spectral"/>
-          <w:sz w:val="20"/>
-          <w:szCs w:val="20"/>
-        </w:rPr>
-        <w:t xml:space="preserve">• </w:t>
-      </w:r>
-      <w:proofErr w:type="gramStart"/>
-      <w:r>
-        <w:rPr>
-          <w:rFonts w:ascii="Spectral" w:eastAsia="Spectral" w:hAnsi="Spectral" w:cs="Spectral"/>
-          <w:sz w:val="20"/>
-          <w:szCs w:val="20"/>
-        </w:rPr>
-        <w:t>LinkedIn</w:t>
-      </w:r>
-      <w:r>
-        <w:rPr>
-          <w:rFonts w:ascii="Spectral" w:hAnsi="Spectral" w:cs="Spectral" w:hint="eastAsia"/>
-          <w:sz w:val="20"/>
-          <w:szCs w:val="20"/>
-          <w:lang w:eastAsia="ko-KR"/>
-        </w:rPr>
-        <w:t xml:space="preserve"> :</w:t>
-      </w:r>
-      <w:proofErr w:type="gramEnd"/>
-      <w:r>
-        <w:rPr>
-          <w:rFonts w:ascii="Spectral" w:hAnsi="Spectral" w:cs="Spectral" w:hint="eastAsia"/>
-          <w:sz w:val="20"/>
-          <w:szCs w:val="20"/>
-          <w:lang w:eastAsia="ko-KR"/>
-        </w:rPr>
-        <w:t xml:space="preserve"> </w:t>
-      </w:r>
-      <w:r>
-        <w:rPr>
-          <w:rFonts w:ascii="Spectral" w:hAnsi="Spectral" w:cs="Spectral" w:hint="eastAsia"/>
-          <w:sz w:val="20"/>
-          <w:szCs w:val="20"/>
-          <w:lang w:eastAsia="ko-KR"/>
-        </w:rPr>
-        <w:fldChar w:fldCharType="begin"/>
-      </w:r>
-      <w:r>
-        <w:rPr>
-          <w:rFonts w:ascii="Spectral" w:hAnsi="Spectral" w:cs="Spectral"/>
-          <w:sz w:val="20"/>
-          <w:szCs w:val="20"/>
-          <w:lang w:eastAsia="ko-KR"/>
-        </w:rPr>
-        <w:instrText>HYPERLINK "</w:instrText>
-      </w:r>
-      <w:r>
-        <w:rPr>
-          <w:rFonts w:ascii="Spectral" w:hAnsi="Spectral" w:cs="Spectral"/>
-          <w:sz w:val="20"/>
-          <w:szCs w:val="20"/>
-          <w:lang w:eastAsia="ko-KR"/>
-        </w:rPr>
-        <w:instrText>linkedin.com/in/taekyung-ho-929bba312/</w:instrText>
-      </w:r>
-      <w:r>
-        <w:rPr>
-          <w:rFonts w:ascii="Spectral" w:hAnsi="Spectral" w:cs="Spectral"/>
-          <w:sz w:val="20"/>
-          <w:szCs w:val="20"/>
-          <w:lang w:eastAsia="ko-KR"/>
-        </w:rPr>
-        <w:instrText>"</w:instrText>
-      </w:r>
-      <w:r>
-        <w:rPr>
-          <w:rFonts w:ascii="Spectral" w:hAnsi="Spectral" w:cs="Spectral" w:hint="eastAsia"/>
-          <w:sz w:val="20"/>
-          <w:szCs w:val="20"/>
-          <w:lang w:eastAsia="ko-KR"/>
-        </w:rPr>
-        <w:fldChar w:fldCharType="separate"/>
-      </w:r>
-      <w:r>
-        <w:rPr>
-          <w:rStyle w:val="a5"/>
-          <w:rFonts w:ascii="Spectral" w:hAnsi="Spectral" w:cs="Spectral"/>
-          <w:sz w:val="20"/>
-          <w:szCs w:val="20"/>
-          <w:lang w:eastAsia="ko-KR"/>
-        </w:rPr>
-        <w:t>l</w:t>
-      </w:r>
-      <w:r>
-        <w:rPr>
-          <w:rStyle w:val="a5"/>
-          <w:rFonts w:ascii="Spectral" w:hAnsi="Spectral" w:cs="Spectral"/>
-          <w:sz w:val="20"/>
-          <w:szCs w:val="20"/>
-          <w:lang w:eastAsia="ko-KR"/>
-        </w:rPr>
-        <w:t>inkedin.com/in/taekyung-ho-929bba312/</w:t>
-      </w:r>
-      <w:r>
-        <w:rPr>
-          <w:rFonts w:ascii="Spectral" w:hAnsi="Spectral" w:cs="Spectral" w:hint="eastAsia"/>
-          <w:sz w:val="20"/>
-          <w:szCs w:val="20"/>
-          <w:lang w:eastAsia="ko-KR"/>
-        </w:rPr>
-        <w:fldChar w:fldCharType="end"/>
-      </w:r>
-      <w:r>
-        <w:rPr>
-          <w:rFonts w:ascii="Spectral" w:eastAsia="Spectral" w:hAnsi="Spectral" w:cs="Spectral"/>
-          <w:sz w:val="20"/>
-          <w:szCs w:val="20"/>
-        </w:rPr>
-        <w:t xml:space="preserve"> </w:t>
-      </w:r>
-      <w:r>
-        <w:rPr>
-          <w:rFonts w:ascii="Spectral" w:eastAsia="Spectral" w:hAnsi="Spectral" w:cs="Spectral"/>
-          <w:sz w:val="20"/>
-          <w:szCs w:val="20"/>
-        </w:rPr>
-        <w:t xml:space="preserve">  </w:t>
-      </w:r>
-      <w:r>
-        <w:rPr>
-          <w:rFonts w:ascii="Spectral" w:eastAsia="Spectral" w:hAnsi="Spectral" w:cs="Spectral"/>
-          <w:sz w:val="20"/>
-          <w:szCs w:val="20"/>
-        </w:rPr>
-        <w:t xml:space="preserve">• </w:t>
-      </w:r>
-      <w:proofErr w:type="gramStart"/>
-      <w:r>
-        <w:rPr>
-          <w:rFonts w:ascii="Spectral" w:eastAsia="Spectral" w:hAnsi="Spectral" w:cs="Spectral"/>
-          <w:sz w:val="20"/>
-          <w:szCs w:val="20"/>
-        </w:rPr>
-        <w:t>GitHub</w:t>
-      </w:r>
-      <w:r>
-        <w:rPr>
-          <w:rFonts w:ascii="Spectral" w:hAnsi="Spectral" w:cs="Spectral" w:hint="eastAsia"/>
-          <w:sz w:val="20"/>
-          <w:szCs w:val="20"/>
-          <w:lang w:eastAsia="ko-KR"/>
-        </w:rPr>
-        <w:t xml:space="preserve"> :</w:t>
-      </w:r>
-      <w:proofErr w:type="gramEnd"/>
-      <w:r>
-        <w:rPr>
-          <w:rFonts w:ascii="Spectral" w:hAnsi="Spectral" w:cs="Spectral" w:hint="eastAsia"/>
-          <w:sz w:val="20"/>
-          <w:szCs w:val="20"/>
-          <w:lang w:eastAsia="ko-KR"/>
-        </w:rPr>
-        <w:t xml:space="preserve"> </w:t>
-      </w:r>
-      <w:r>
-        <w:rPr>
-          <w:rFonts w:ascii="Spectral" w:hAnsi="Spectral" w:cs="Spectral"/>
-          <w:sz w:val="20"/>
-          <w:szCs w:val="20"/>
-          <w:lang w:eastAsia="ko-KR"/>
-        </w:rPr>
-        <w:t>github.com/taekyung00</w:t>
       </w:r>
     </w:p>
     <w:p>
@@ -1080,7 +905,27 @@
           <w:szCs w:val="21"/>
           <w:lang w:eastAsia="ko-KR"/>
         </w:rPr>
-        <w:t>Regularly assisted classmates with mathematics and programming coursework by explaining concepts and problem-solving approaches.</w:t>
+        <w:t xml:space="preserve">Regularly assisted classmates with mathematics and programming coursework by explaining concepts and </w:t>
+      </w:r>
+    </w:p>
+    <w:p>
+      <w:pPr>
+        <w:pStyle w:val="a7"/>
+        <w:rPr>
+          <w:rFonts w:ascii="Spectral" w:hAnsi="Spectral" w:cs="Spectral"/>
+          <w:sz w:val="21"/>
+          <w:szCs w:val="21"/>
+          <w:lang w:eastAsia="ko-KR"/>
+        </w:rPr>
+      </w:pPr>
+      <w:r>
+        <w:rPr>
+          <w:rFonts w:ascii="Spectral" w:hAnsi="Spectral" w:cs="Spectral"/>
+          <w:sz w:val="21"/>
+          <w:szCs w:val="21"/>
+          <w:lang w:eastAsia="ko-KR"/>
+        </w:rPr>
+        <w:t>problem-solving approaches.</w:t>
       </w:r>
     </w:p>
     <w:p>
@@ -1257,6 +1102,17 @@
           <w:lang w:eastAsia="ko-KR"/>
         </w:rPr>
         <w:t xml:space="preserve">            </w:t>
+      </w:r>
+      <w:r>
+        <w:rPr>
+          <w:rFonts w:ascii="Spectral" w:hAnsi="Spectral" w:cs="Spectral"/>
+          <w:b/>
+          <w:bCs/>
+          <w:sz w:val="22"/>
+          <w:szCs w:val="22"/>
+          <w:lang w:eastAsia="ko-KR"/>
+        </w:rPr>
+        <w:t xml:space="preserve">              </w:t>
       </w:r>
       <w:r>
         <w:rPr>
